--- a/article/ppv_submission_omitted_findings.docx
+++ b/article/ppv_submission_omitted_findings.docx
@@ -8,10 +8,6 @@
         <w:pStyle w:val="Heading1"/>
       </w:pPr>
       <w:r>
-        <w:rPr>
-          <w:rFonts w:ascii="Times New Roman" w:hAnsi="Times New Roman"/>
-          <w:sz w:val="28"/>
-        </w:rPr>
         <w:t xml:space="preserve">Что не вошло в подачную версию статьи для ППВ</w:t>
       </w:r>
     </w:p>
@@ -20,304 +16,244 @@
         <w:pStyle w:val="FirstParagraph"/>
       </w:pPr>
       <w:r>
-        <w:rPr>
-          <w:rFonts w:ascii="Times New Roman" w:hAnsi="Times New Roman"/>
-          <w:sz w:val="28"/>
-        </w:rPr>
         <w:t xml:space="preserve">Версия: 2026-05-24.</w:t>
       </w:r>
       <w:r>
-        <w:rPr>
-          <w:rFonts w:ascii="Times New Roman" w:hAnsi="Times New Roman"/>
-          <w:sz w:val="28"/>
-        </w:rPr>
         <w:br/>
       </w:r>
       <w:r>
-        <w:rPr>
-          <w:rFonts w:ascii="Times New Roman" w:hAnsi="Times New Roman"/>
-          <w:sz w:val="28"/>
-        </w:rPr>
         <w:t xml:space="preserve">Связанный файл:</w:t>
       </w:r>
       <w:r>
-        <w:rPr>
-          <w:rFonts w:ascii="Times New Roman" w:hAnsi="Times New Roman"/>
-          <w:sz w:val="28"/>
-        </w:rPr>
         <w:t xml:space="preserve"> </w:t>
       </w:r>
       <w:r>
         <w:rPr>
           <w:rStyle w:val="VerbatimChar"/>
-          <w:rFonts w:ascii="Times New Roman" w:hAnsi="Times New Roman"/>
-          <w:sz w:val="28"/>
         </w:rPr>
         <w:t xml:space="preserve">article/ppv_submission_article.md</w:t>
       </w:r>
       <w:r>
+        <w:t xml:space="preserve">.</w:t>
+      </w:r>
+    </w:p>
+    <w:p>
+      <w:pPr>
+        <w:pStyle w:val="BlockText"/>
+      </w:pPr>
+      <w:r>
         <w:rPr>
-          <w:rFonts w:ascii="Times New Roman" w:hAnsi="Times New Roman"/>
-          <w:sz w:val="28"/>
+          <w:b/>
+          <w:bCs/>
         </w:rPr>
-        <w:t xml:space="preserve">.</w:t>
-      </w:r>
-    </w:p>
-    <w:p>
-      <w:pPr>
-        <w:pStyle w:val="BodyText"/>
-      </w:pPr>
-      <w:r>
-        <w:rPr>
-          <w:rFonts w:ascii="Times New Roman" w:hAnsi="Times New Roman"/>
-          <w:sz w:val="28"/>
-        </w:rPr>
+        <w:t xml:space="preserve">Статус после восстановления программ, 24.05.2026.</w:t>
+      </w:r>
+      <w:r>
+        <w:t xml:space="preserve"> </w:t>
+      </w:r>
+      <w:r>
+        <w:t xml:space="preserve">Этот метадокумент</w:t>
+      </w:r>
+      <w:r>
+        <w:t xml:space="preserve"> </w:t>
+      </w:r>
+      <w:r>
+        <w:t xml:space="preserve">описывает предыдущую подачную редакцию на корпусе 895 докладов. Текущий</w:t>
+      </w:r>
+      <w:r>
+        <w:t xml:space="preserve"> </w:t>
+      </w:r>
+      <w:r>
+        <w:t xml:space="preserve">публичный корпус содержит 289 участников, 1350 уникальных докладов и 1377</w:t>
+      </w:r>
+      <w:r>
+        <w:t xml:space="preserve"> </w:t>
+      </w:r>
+      <w:r>
+        <w:t xml:space="preserve">авторских участий; до повторной тематической и G1-G3-разметки перечисленные</w:t>
+      </w:r>
+      <w:r>
+        <w:t xml:space="preserve"> </w:t>
+      </w:r>
+      <w:r>
+        <w:t xml:space="preserve">ниже количественные итоги следует читать как архив предыдущего варианта, а</w:t>
+      </w:r>
+      <w:r>
+        <w:t xml:space="preserve"> </w:t>
+      </w:r>
+      <w:r>
+        <w:t xml:space="preserve">не как результаты готовой к подаче статьи.</w:t>
+      </w:r>
+    </w:p>
+    <w:p>
+      <w:pPr>
+        <w:pStyle w:val="FirstParagraph"/>
+      </w:pPr>
+      <w:r>
         <w:t xml:space="preserve">Новая подачная версия написана как самостоятельная статья под лимит ППВ: до 40 000 знаков для исследовательской статьи, с короткими аннотациями, ограниченным списком литературы и без приложений в теле рукописи. Старый</w:t>
       </w:r>
       <w:r>
-        <w:rPr>
-          <w:rFonts w:ascii="Times New Roman" w:hAnsi="Times New Roman"/>
-          <w:sz w:val="28"/>
-        </w:rPr>
         <w:t xml:space="preserve"> </w:t>
       </w:r>
       <w:r>
         <w:rPr>
           <w:rStyle w:val="VerbatimChar"/>
-          <w:rFonts w:ascii="Times New Roman" w:hAnsi="Times New Roman"/>
-          <w:sz w:val="28"/>
         </w:rPr>
         <w:t xml:space="preserve">ppv_draft.md</w:t>
       </w:r>
       <w:r>
+        <w:t xml:space="preserve"> </w:t>
+      </w:r>
+      <w:r>
+        <w:t xml:space="preserve">сохранен как расширенный рабочий драфт и архив всех проверок.</w:t>
+      </w:r>
+    </w:p>
+    <w:bookmarkStart w:id="9" w:name="что-осталось-в-итоговой-статье"/>
+    <w:p>
+      <w:pPr>
+        <w:pStyle w:val="Heading2"/>
+      </w:pPr>
+      <w:r>
+        <w:t xml:space="preserve">1. Что осталось в итоговой статье</w:t>
+      </w:r>
+    </w:p>
+    <w:p>
+      <w:pPr>
+        <w:pStyle w:val="FirstParagraph"/>
+      </w:pPr>
+      <w:r>
+        <w:t xml:space="preserve">Оставлены только самые сильные или неожиданные результаты:</w:t>
+      </w:r>
+    </w:p>
+    <w:p>
+      <w:pPr>
+        <w:pStyle w:val="Compact"/>
+        <w:numPr>
+          <w:ilvl w:val="0"/>
+          <w:numId w:val="1001"/>
+        </w:numPr>
+      </w:pPr>
+      <w:r>
         <w:rPr>
-          <w:rFonts w:ascii="Times New Roman" w:hAnsi="Times New Roman"/>
-          <w:sz w:val="28"/>
-        </w:rPr>
-        <w:t xml:space="preserve"> </w:t>
-      </w:r>
-      <w:r>
-        <w:rPr>
-          <w:rFonts w:ascii="Times New Roman" w:hAnsi="Times New Roman"/>
-          <w:sz w:val="28"/>
-        </w:rPr>
-        <w:t xml:space="preserve">сохранен как расширенный рабочий драфт и архив всех проверок.</w:t>
-      </w:r>
-    </w:p>
-    <w:bookmarkStart w:id="9" w:name="что-осталось-в-итоговой-статье"/>
-    <w:p>
-      <w:pPr>
-        <w:pStyle w:val="Heading2"/>
-      </w:pPr>
-      <w:r>
-        <w:rPr>
-          <w:rFonts w:ascii="Times New Roman" w:hAnsi="Times New Roman"/>
-          <w:sz w:val="28"/>
-        </w:rPr>
-        <w:t xml:space="preserve">1. Что осталось в итоговой статье</w:t>
-      </w:r>
-    </w:p>
-    <w:p>
-      <w:pPr>
-        <w:pStyle w:val="FirstParagraph"/>
-      </w:pPr>
-      <w:r>
-        <w:rPr>
-          <w:rFonts w:ascii="Times New Roman" w:hAnsi="Times New Roman"/>
-          <w:sz w:val="28"/>
-        </w:rPr>
-        <w:t xml:space="preserve">Оставлены только самые сильные или неожиданные результаты:</w:t>
-      </w:r>
-    </w:p>
-    <w:p>
-      <w:pPr>
-        <w:pStyle w:val="Compact"/>
-        <w:numPr>
-          <w:ilvl w:val="0"/>
-          <w:numId w:val="1001"/>
-        </w:numPr>
-      </w:pPr>
-      <w:r>
-        <w:rPr>
-          <w:rFonts w:ascii="Times New Roman" w:hAnsi="Times New Roman"/>
           <w:b/>
           <w:bCs/>
-          <w:sz w:val="28"/>
         </w:rPr>
         <w:t xml:space="preserve">Слабое межплощадочное пересечение.</w:t>
       </w:r>
       <w:r>
+        <w:t xml:space="preserve"> </w:t>
+      </w:r>
+      <w:r>
+        <w:t xml:space="preserve">На обеих площадках выступали 38 ученых, тогда как нулевая модель ожидает около 104. Это главный количественный результат.</w:t>
+      </w:r>
+    </w:p>
+    <w:p>
+      <w:pPr>
+        <w:pStyle w:val="Compact"/>
+        <w:numPr>
+          <w:ilvl w:val="0"/>
+          <w:numId w:val="1001"/>
+        </w:numPr>
+      </w:pPr>
+      <w:r>
         <w:rPr>
-          <w:rFonts w:ascii="Times New Roman" w:hAnsi="Times New Roman"/>
-          <w:sz w:val="28"/>
-        </w:rPr>
-        <w:t xml:space="preserve"> </w:t>
-      </w:r>
-      <w:r>
-        <w:rPr>
-          <w:rFonts w:ascii="Times New Roman" w:hAnsi="Times New Roman"/>
-          <w:sz w:val="28"/>
-        </w:rPr>
-        <w:t xml:space="preserve">На обеих площадках выступали 38 ученых, тогда как нулевая модель ожидает около 104. Это главный количественный результат.</w:t>
-      </w:r>
-    </w:p>
-    <w:p>
-      <w:pPr>
-        <w:pStyle w:val="Compact"/>
-        <w:numPr>
-          <w:ilvl w:val="0"/>
-          <w:numId w:val="1001"/>
-        </w:numPr>
-      </w:pPr>
-      <w:r>
-        <w:rPr>
-          <w:rFonts w:ascii="Times New Roman" w:hAnsi="Times New Roman"/>
           <w:b/>
           <w:bCs/>
-          <w:sz w:val="28"/>
         </w:rPr>
         <w:t xml:space="preserve">Две разные конференционные среды.</w:t>
       </w:r>
       <w:r>
+        <w:t xml:space="preserve"> </w:t>
+      </w:r>
+      <w:r>
+        <w:t xml:space="preserve">Рериховские чтения компактнее, Зографские шире по числу участников и входов.</w:t>
+      </w:r>
+    </w:p>
+    <w:p>
+      <w:pPr>
+        <w:pStyle w:val="Compact"/>
+        <w:numPr>
+          <w:ilvl w:val="0"/>
+          <w:numId w:val="1001"/>
+        </w:numPr>
+      </w:pPr>
+      <w:r>
         <w:rPr>
-          <w:rFonts w:ascii="Times New Roman" w:hAnsi="Times New Roman"/>
-          <w:sz w:val="28"/>
-        </w:rPr>
-        <w:t xml:space="preserve"> </w:t>
-      </w:r>
-      <w:r>
-        <w:rPr>
-          <w:rFonts w:ascii="Times New Roman" w:hAnsi="Times New Roman"/>
-          <w:sz w:val="28"/>
-        </w:rPr>
-        <w:t xml:space="preserve">Рериховские чтения компактнее, Зографские шире по числу участников и входов.</w:t>
-      </w:r>
-    </w:p>
-    <w:p>
-      <w:pPr>
-        <w:pStyle w:val="Compact"/>
-        <w:numPr>
-          <w:ilvl w:val="0"/>
-          <w:numId w:val="1001"/>
-        </w:numPr>
-      </w:pPr>
-      <w:r>
-        <w:rPr>
-          <w:rFonts w:ascii="Times New Roman" w:hAnsi="Times New Roman"/>
           <w:b/>
           <w:bCs/>
-          <w:sz w:val="28"/>
         </w:rPr>
         <w:t xml:space="preserve">Устойчивая тематическая асимметрия.</w:t>
       </w:r>
       <w:r>
+        <w:t xml:space="preserve"> </w:t>
+      </w:r>
+      <w:r>
+        <w:t xml:space="preserve">L1 и L2 значимо различаются; Рерих сильнее концентрируется на классико-средневековом корпусе, Зограф шире по хронологии.</w:t>
+      </w:r>
+    </w:p>
+    <w:p>
+      <w:pPr>
+        <w:pStyle w:val="Compact"/>
+        <w:numPr>
+          <w:ilvl w:val="0"/>
+          <w:numId w:val="1001"/>
+        </w:numPr>
+      </w:pPr>
+      <w:r>
         <w:rPr>
-          <w:rFonts w:ascii="Times New Roman" w:hAnsi="Times New Roman"/>
-          <w:sz w:val="28"/>
-        </w:rPr>
-        <w:t xml:space="preserve"> </w:t>
-      </w:r>
-      <w:r>
-        <w:rPr>
-          <w:rFonts w:ascii="Times New Roman" w:hAnsi="Times New Roman"/>
-          <w:sz w:val="28"/>
-        </w:rPr>
-        <w:t xml:space="preserve">L1 и L2 значимо различаются; Рерих сильнее концентрируется на классико-средневековом корпусе, Зограф шире по хронологии.</w:t>
-      </w:r>
-    </w:p>
-    <w:p>
-      <w:pPr>
-        <w:pStyle w:val="Compact"/>
-        <w:numPr>
-          <w:ilvl w:val="0"/>
-          <w:numId w:val="1001"/>
-        </w:numPr>
-      </w:pPr>
-      <w:r>
-        <w:rPr>
-          <w:rFonts w:ascii="Times New Roman" w:hAnsi="Times New Roman"/>
           <w:b/>
           <w:bCs/>
-          <w:sz w:val="28"/>
         </w:rPr>
         <w:t xml:space="preserve">Город вместо учреждения как формат источника.</w:t>
       </w:r>
       <w:r>
+        <w:t xml:space="preserve"> </w:t>
+      </w:r>
+      <w:r>
+        <w:t xml:space="preserve">94.7% city-only записей у Зографа против 13.0% у Рериха; это нельзя читать как биографическую внеинституциональность.</w:t>
+      </w:r>
+    </w:p>
+    <w:p>
+      <w:pPr>
+        <w:pStyle w:val="Compact"/>
+        <w:numPr>
+          <w:ilvl w:val="0"/>
+          <w:numId w:val="1001"/>
+        </w:numPr>
+      </w:pPr>
+      <w:r>
         <w:rPr>
-          <w:rFonts w:ascii="Times New Roman" w:hAnsi="Times New Roman"/>
-          <w:sz w:val="28"/>
-        </w:rPr>
-        <w:t xml:space="preserve"> </w:t>
-      </w:r>
-      <w:r>
-        <w:rPr>
-          <w:rFonts w:ascii="Times New Roman" w:hAnsi="Times New Roman"/>
-          <w:sz w:val="28"/>
-        </w:rPr>
-        <w:t xml:space="preserve">94.7% city-only записей у Зографа против 13.0% у Рериха; это нельзя читать как биографическую внеинституциональность.</w:t>
-      </w:r>
-    </w:p>
-    <w:p>
-      <w:pPr>
-        <w:pStyle w:val="Compact"/>
-        <w:numPr>
-          <w:ilvl w:val="0"/>
-          <w:numId w:val="1001"/>
-        </w:numPr>
-      </w:pPr>
-      <w:r>
-        <w:rPr>
-          <w:rFonts w:ascii="Times New Roman" w:hAnsi="Times New Roman"/>
           <w:b/>
           <w:bCs/>
-          <w:sz w:val="28"/>
         </w:rPr>
         <w:t xml:space="preserve">Микрокейс как норма.</w:t>
       </w:r>
       <w:r>
+        <w:t xml:space="preserve"> </w:t>
+      </w:r>
+      <w:r>
+        <w:t xml:space="preserve">G1 = 852 из 895 докладов; G2 = 37; G3 = 6.</w:t>
+      </w:r>
+    </w:p>
+    <w:p>
+      <w:pPr>
+        <w:pStyle w:val="Compact"/>
+        <w:numPr>
+          <w:ilvl w:val="0"/>
+          <w:numId w:val="1001"/>
+        </w:numPr>
+      </w:pPr>
+      <w:r>
         <w:rPr>
-          <w:rFonts w:ascii="Times New Roman" w:hAnsi="Times New Roman"/>
-          <w:sz w:val="28"/>
-        </w:rPr>
-        <w:t xml:space="preserve"> </w:t>
-      </w:r>
-      <w:r>
-        <w:rPr>
-          <w:rFonts w:ascii="Times New Roman" w:hAnsi="Times New Roman"/>
-          <w:sz w:val="28"/>
-        </w:rPr>
-        <w:t xml:space="preserve">G1 = 852 из 895 докладов; G2 = 37; G3 = 6.</w:t>
-      </w:r>
-    </w:p>
-    <w:p>
-      <w:pPr>
-        <w:pStyle w:val="Compact"/>
-        <w:numPr>
-          <w:ilvl w:val="0"/>
-          <w:numId w:val="1001"/>
-        </w:numPr>
-      </w:pPr>
-      <w:r>
-        <w:rPr>
-          <w:rFonts w:ascii="Times New Roman" w:hAnsi="Times New Roman"/>
           <w:b/>
           <w:bCs/>
-          <w:sz w:val="28"/>
         </w:rPr>
         <w:t xml:space="preserve">Обобщения как редкий и поколенчески маркированный жанр.</w:t>
       </w:r>
       <w:r>
-        <w:rPr>
-          <w:rFonts w:ascii="Times New Roman" w:hAnsi="Times New Roman"/>
-          <w:sz w:val="28"/>
-        </w:rPr>
-        <w:t xml:space="preserve"> </w:t>
-      </w:r>
-      <w:r>
-        <w:rPr>
-          <w:rFonts w:ascii="Times New Roman" w:hAnsi="Times New Roman"/>
-          <w:sz w:val="28"/>
-        </w:rPr>
+        <w:t xml:space="preserve"> </w:t>
+      </w:r>
+      <w:r>
         <w:t xml:space="preserve">Для G3 медианный возраст автора 66 лет, 4 из 6 случаев старше 60.</w:t>
       </w:r>
     </w:p>
@@ -328,10 +264,6 @@
         <w:pStyle w:val="Heading2"/>
       </w:pPr>
       <w:r>
-        <w:rPr>
-          <w:rFonts w:ascii="Times New Roman" w:hAnsi="Times New Roman"/>
-          <w:sz w:val="28"/>
-        </w:rPr>
         <w:t xml:space="preserve">2. Что не вошло из-за объема</w:t>
       </w:r>
     </w:p>
@@ -341,10 +273,6 @@
         <w:pStyle w:val="Heading3"/>
       </w:pPr>
       <w:r>
-        <w:rPr>
-          <w:rFonts w:ascii="Times New Roman" w:hAnsi="Times New Roman"/>
-          <w:sz w:val="28"/>
-        </w:rPr>
         <w:t xml:space="preserve">Полные приложения</w:t>
       </w:r>
     </w:p>
@@ -353,10 +281,6 @@
         <w:pStyle w:val="FirstParagraph"/>
       </w:pPr>
       <w:r>
-        <w:rPr>
-          <w:rFonts w:ascii="Times New Roman" w:hAnsi="Times New Roman"/>
-          <w:sz w:val="28"/>
-        </w:rPr>
         <w:t xml:space="preserve">Не включены:</w:t>
       </w:r>
     </w:p>
@@ -369,10 +293,6 @@
         </w:numPr>
       </w:pPr>
       <w:r>
-        <w:rPr>
-          <w:rFonts w:ascii="Times New Roman" w:hAnsi="Times New Roman"/>
-          <w:sz w:val="28"/>
-        </w:rPr>
         <w:t xml:space="preserve">Приложение А с полным списком 38 участников перекрестной когорты.</w:t>
       </w:r>
     </w:p>
@@ -385,10 +305,6 @@
         </w:numPr>
       </w:pPr>
       <w:r>
-        <w:rPr>
-          <w:rFonts w:ascii="Times New Roman" w:hAnsi="Times New Roman"/>
-          <w:sz w:val="28"/>
-        </w:rPr>
         <w:t xml:space="preserve">Приложение Б с погодовой статистикой.</w:t>
       </w:r>
     </w:p>
@@ -401,10 +317,6 @@
         </w:numPr>
       </w:pPr>
       <w:r>
-        <w:rPr>
-          <w:rFonts w:ascii="Times New Roman" w:hAnsi="Times New Roman"/>
-          <w:sz w:val="28"/>
-        </w:rPr>
         <w:t xml:space="preserve">Приложение В с распределениями L1/L2/L4 и выборкой 30 докладов.</w:t>
       </w:r>
     </w:p>
@@ -417,10 +329,6 @@
         </w:numPr>
       </w:pPr>
       <w:r>
-        <w:rPr>
-          <w:rFonts w:ascii="Times New Roman" w:hAnsi="Times New Roman"/>
-          <w:sz w:val="28"/>
-        </w:rPr>
         <w:t xml:space="preserve">Приложение Г со всеми статистическими проверками и таблицами доверительных интервалов.</w:t>
       </w:r>
     </w:p>
@@ -429,10 +337,6 @@
         <w:pStyle w:val="FirstParagraph"/>
       </w:pPr>
       <w:r>
-        <w:rPr>
-          <w:rFonts w:ascii="Times New Roman" w:hAnsi="Times New Roman"/>
-          <w:sz w:val="28"/>
-        </w:rPr>
         <w:t xml:space="preserve">Причина: приложения превращают статью в корпусную публикацию и сразу выводят ее за лимит 40 000 знаков. Их лучше оформить как онлайн-суплемент на GitHub Pages или Zenodo/OSF с DOI.</w:t>
       </w:r>
     </w:p>
@@ -443,10 +347,6 @@
         <w:pStyle w:val="Heading3"/>
       </w:pPr>
       <w:r>
-        <w:rPr>
-          <w:rFonts w:ascii="Times New Roman" w:hAnsi="Times New Roman"/>
-          <w:sz w:val="28"/>
-        </w:rPr>
         <w:t xml:space="preserve">Полная нумерация гипотез Н1-Н35</w:t>
       </w:r>
     </w:p>
@@ -455,10 +355,6 @@
         <w:pStyle w:val="FirstParagraph"/>
       </w:pPr>
       <w:r>
-        <w:rPr>
-          <w:rFonts w:ascii="Times New Roman" w:hAnsi="Times New Roman"/>
-          <w:sz w:val="28"/>
-        </w:rPr>
         <w:t xml:space="preserve">Не включен полный каталог Н1-Н35. В статье сохранены только те гипотезы, которые работают на центральный аргумент. Остальные лучше оставить в рабочем отчете или сделать отдельной методической публикацией.</w:t>
       </w:r>
     </w:p>
@@ -467,10 +363,6 @@
         <w:pStyle w:val="BodyText"/>
       </w:pPr>
       <w:r>
-        <w:rPr>
-          <w:rFonts w:ascii="Times New Roman" w:hAnsi="Times New Roman"/>
-          <w:sz w:val="28"/>
-        </w:rPr>
         <w:t xml:space="preserve">Особенно сокращены:</w:t>
       </w:r>
     </w:p>
@@ -483,10 +375,6 @@
         </w:numPr>
       </w:pPr>
       <w:r>
-        <w:rPr>
-          <w:rFonts w:ascii="Times New Roman" w:hAnsi="Times New Roman"/>
-          <w:sz w:val="28"/>
-        </w:rPr>
         <w:t xml:space="preserve">Н16 о 2020 г. как онлайн-эпизоде.</w:t>
       </w:r>
     </w:p>
@@ -499,10 +387,6 @@
         </w:numPr>
       </w:pPr>
       <w:r>
-        <w:rPr>
-          <w:rFonts w:ascii="Times New Roman" w:hAnsi="Times New Roman"/>
-          <w:sz w:val="28"/>
-        </w:rPr>
         <w:t xml:space="preserve">Н17 о тематической специализации и удержании.</w:t>
       </w:r>
     </w:p>
@@ -515,10 +399,6 @@
         </w:numPr>
       </w:pPr>
       <w:r>
-        <w:rPr>
-          <w:rFonts w:ascii="Times New Roman" w:hAnsi="Times New Roman"/>
-          <w:sz w:val="28"/>
-        </w:rPr>
         <w:t xml:space="preserve">Н18 о тематическом переносе перекрестных участников.</w:t>
       </w:r>
     </w:p>
@@ -531,10 +411,6 @@
         </w:numPr>
       </w:pPr>
       <w:r>
-        <w:rPr>
-          <w:rFonts w:ascii="Times New Roman" w:hAnsi="Times New Roman"/>
-          <w:sz w:val="28"/>
-        </w:rPr>
         <w:t xml:space="preserve">Н20-Н25 о жанре заголовка, видеоархиве и статусе участника.</w:t>
       </w:r>
     </w:p>
@@ -547,10 +423,6 @@
         </w:numPr>
       </w:pPr>
       <w:r>
-        <w:rPr>
-          <w:rFonts w:ascii="Times New Roman" w:hAnsi="Times New Roman"/>
-          <w:sz w:val="28"/>
-        </w:rPr>
         <w:t xml:space="preserve">Н27-Н34 как детальные разрезы гумилевской шкалы.</w:t>
       </w:r>
     </w:p>
@@ -562,10 +434,6 @@
         <w:pStyle w:val="Heading2"/>
       </w:pPr>
       <w:r>
-        <w:rPr>
-          <w:rFonts w:ascii="Times New Roman" w:hAnsi="Times New Roman"/>
-          <w:sz w:val="28"/>
-        </w:rPr>
         <w:t xml:space="preserve">3. Что не вошло из-за слабости или предварительности результата</w:t>
       </w:r>
     </w:p>
@@ -575,10 +443,6 @@
         <w:pStyle w:val="Heading3"/>
       </w:pPr>
       <w:r>
-        <w:rPr>
-          <w:rFonts w:ascii="Times New Roman" w:hAnsi="Times New Roman"/>
-          <w:sz w:val="28"/>
-        </w:rPr>
         <w:t xml:space="preserve">Смена оргкомитета Зографских чтений</w:t>
       </w:r>
     </w:p>
@@ -587,10 +451,6 @@
         <w:pStyle w:val="FirstParagraph"/>
       </w:pPr>
       <w:r>
-        <w:rPr>
-          <w:rFonts w:ascii="Times New Roman" w:hAnsi="Times New Roman"/>
-          <w:sz w:val="28"/>
-        </w:rPr>
         <w:t xml:space="preserve">В старом драфте есть результат о периоде 2025-2026 гг.: дисциплинарная структура L1 и приток новичков не меняются значимо, но L2 показывает сдвиг по хронологическим периодам. В подачную статью это не включено.</w:t>
       </w:r>
     </w:p>
@@ -599,10 +459,6 @@
         <w:pStyle w:val="BodyText"/>
       </w:pPr>
       <w:r>
-        <w:rPr>
-          <w:rFonts w:ascii="Times New Roman" w:hAnsi="Times New Roman"/>
-          <w:sz w:val="28"/>
-        </w:rPr>
         <w:t xml:space="preserve">Причина: период слишком короткий, 2026 г. предварителен, а результат легко выглядит как ситуативная полемика. Это лучше оставить для последующего наблюдения после полной фиксации нескольких следующих программ.</w:t>
       </w:r>
     </w:p>
@@ -613,10 +469,6 @@
         <w:pStyle w:val="Heading3"/>
       </w:pPr>
       <w:r>
-        <w:rPr>
-          <w:rFonts w:ascii="Times New Roman" w:hAnsi="Times New Roman"/>
-          <w:sz w:val="28"/>
-        </w:rPr>
         <w:t xml:space="preserve">Онлайн-формат 2020 г.</w:t>
       </w:r>
     </w:p>
@@ -625,10 +477,6 @@
         <w:pStyle w:val="FirstParagraph"/>
       </w:pPr>
       <w:r>
-        <w:rPr>
-          <w:rFonts w:ascii="Times New Roman" w:hAnsi="Times New Roman"/>
-          <w:sz w:val="28"/>
-        </w:rPr>
         <w:t xml:space="preserve">Проверка показала, что дебютанты 2020 г. не возвращались устойчивее соседних когорт. Это полезная отрицательная проверка, но она не является центральной для компактной статьи.</w:t>
       </w:r>
     </w:p>
@@ -637,10 +485,6 @@
         <w:pStyle w:val="BodyText"/>
       </w:pPr>
       <w:r>
-        <w:rPr>
-          <w:rFonts w:ascii="Times New Roman" w:hAnsi="Times New Roman"/>
-          <w:sz w:val="28"/>
-        </w:rPr>
         <w:t xml:space="preserve">Статус: можно упомянуть в будущей статье о пандемийном влиянии на конференционную жизнь.</w:t>
       </w:r>
     </w:p>
@@ -651,10 +495,6 @@
         <w:pStyle w:val="Heading3"/>
       </w:pPr>
       <w:r>
-        <w:rPr>
-          <w:rFonts w:ascii="Times New Roman" w:hAnsi="Times New Roman"/>
-          <w:sz w:val="28"/>
-        </w:rPr>
         <w:t xml:space="preserve">Сериализация докладов / salami slicing</w:t>
       </w:r>
     </w:p>
@@ -663,10 +503,6 @@
         <w:pStyle w:val="FirstParagraph"/>
       </w:pPr>
       <w:r>
-        <w:rPr>
-          <w:rFonts w:ascii="Times New Roman" w:hAnsi="Times New Roman"/>
-          <w:sz w:val="28"/>
-        </w:rPr>
         <w:t xml:space="preserve">Результат важен как отрицательная проверка: сериализация редка и не различается значимо между ядром и периферией. Но в сжатой версии он отвлекает от главного аргумента.</w:t>
       </w:r>
     </w:p>
@@ -675,10 +511,6 @@
         <w:pStyle w:val="BodyText"/>
       </w:pPr>
       <w:r>
-        <w:rPr>
-          <w:rFonts w:ascii="Times New Roman" w:hAnsi="Times New Roman"/>
-          <w:sz w:val="28"/>
-        </w:rPr>
         <w:t xml:space="preserve">Статус: оставить в рабочем драфте и в онлайн-суплементе.</w:t>
       </w:r>
     </w:p>
@@ -689,10 +521,6 @@
         <w:pStyle w:val="Heading3"/>
       </w:pPr>
       <w:r>
-        <w:rPr>
-          <w:rFonts w:ascii="Times New Roman" w:hAnsi="Times New Roman"/>
-          <w:sz w:val="28"/>
-        </w:rPr>
         <w:t xml:space="preserve">Фракционный институциональный счет</w:t>
       </w:r>
     </w:p>
@@ -701,10 +529,6 @@
         <w:pStyle w:val="FirstParagraph"/>
       </w:pPr>
       <w:r>
-        <w:rPr>
-          <w:rFonts w:ascii="Times New Roman" w:hAnsi="Times New Roman"/>
-          <w:sz w:val="28"/>
-        </w:rPr>
         <w:t xml:space="preserve">Фракционный и простой счет почти не различаются из-за крайне низкой доли соавторства и мультиаффилиаций.</w:t>
       </w:r>
     </w:p>
@@ -713,10 +537,6 @@
         <w:pStyle w:val="BodyText"/>
       </w:pPr>
       <w:r>
-        <w:rPr>
-          <w:rFonts w:ascii="Times New Roman" w:hAnsi="Times New Roman"/>
-          <w:sz w:val="28"/>
-        </w:rPr>
         <w:t xml:space="preserve">Статус: методическая деталь, не нужна в короткой статье.</w:t>
       </w:r>
     </w:p>
@@ -728,10 +548,6 @@
         <w:pStyle w:val="Heading2"/>
       </w:pPr>
       <w:r>
-        <w:rPr>
-          <w:rFonts w:ascii="Times New Roman" w:hAnsi="Times New Roman"/>
-          <w:sz w:val="28"/>
-        </w:rPr>
         <w:t xml:space="preserve">4. Что не вошло из-за необходимости внешнего слоя данных</w:t>
       </w:r>
     </w:p>
@@ -741,10 +557,6 @@
         <w:pStyle w:val="Heading3"/>
       </w:pPr>
       <w:r>
-        <w:rPr>
-          <w:rFonts w:ascii="Times New Roman" w:hAnsi="Times New Roman"/>
-          <w:sz w:val="28"/>
-        </w:rPr>
         <w:t xml:space="preserve">Периферийные участники и неуниверситетская занятость</w:t>
       </w:r>
     </w:p>
@@ -753,10 +565,6 @@
         <w:pStyle w:val="FirstParagraph"/>
       </w:pPr>
       <w:r>
-        <w:rPr>
-          <w:rFonts w:ascii="Times New Roman" w:hAnsi="Times New Roman"/>
-          <w:sz w:val="28"/>
-        </w:rPr>
         <w:t xml:space="preserve">В пользовательской формулировке важна гипотеза: периферийные участники чаще не работают в вузах, за исключением Пензы. Текущая база не может это доказать, потому что строки программ часто дают только город.</w:t>
       </w:r>
     </w:p>
@@ -765,10 +573,6 @@
         <w:pStyle w:val="BodyText"/>
       </w:pPr>
       <w:r>
-        <w:rPr>
-          <w:rFonts w:ascii="Times New Roman" w:hAnsi="Times New Roman"/>
-          <w:sz w:val="28"/>
-        </w:rPr>
         <w:t xml:space="preserve">Что нужно для проверки:</w:t>
       </w:r>
     </w:p>
@@ -781,10 +585,6 @@
         </w:numPr>
       </w:pPr>
       <w:r>
-        <w:rPr>
-          <w:rFonts w:ascii="Times New Roman" w:hAnsi="Times New Roman"/>
-          <w:sz w:val="28"/>
-        </w:rPr>
         <w:t xml:space="preserve">authority-таблица по участникам;</w:t>
       </w:r>
     </w:p>
@@ -797,10 +597,6 @@
         </w:numPr>
       </w:pPr>
       <w:r>
-        <w:rPr>
-          <w:rFonts w:ascii="Times New Roman" w:hAnsi="Times New Roman"/>
-          <w:sz w:val="28"/>
-        </w:rPr>
         <w:t xml:space="preserve">тип занятости: университет, академический институт, музей, школа, независимый исследователь, city-only/unknown;</w:t>
       </w:r>
     </w:p>
@@ -813,10 +609,6 @@
         </w:numPr>
       </w:pPr>
       <w:r>
-        <w:rPr>
-          <w:rFonts w:ascii="Times New Roman" w:hAnsi="Times New Roman"/>
-          <w:sz w:val="28"/>
-        </w:rPr>
         <w:t xml:space="preserve">источник верификации;</w:t>
       </w:r>
     </w:p>
@@ -829,10 +621,6 @@
         </w:numPr>
       </w:pPr>
       <w:r>
-        <w:rPr>
-          <w:rFonts w:ascii="Times New Roman" w:hAnsi="Times New Roman"/>
-          <w:sz w:val="28"/>
-        </w:rPr>
         <w:t xml:space="preserve">год или интервал действия аффилиации;</w:t>
       </w:r>
     </w:p>
@@ -845,10 +633,6 @@
         </w:numPr>
       </w:pPr>
       <w:r>
-        <w:rPr>
-          <w:rFonts w:ascii="Times New Roman" w:hAnsi="Times New Roman"/>
-          <w:sz w:val="28"/>
-        </w:rPr>
         <w:t xml:space="preserve">уровень уверенности.</w:t>
       </w:r>
     </w:p>
@@ -857,10 +641,6 @@
         <w:pStyle w:val="FirstParagraph"/>
       </w:pPr>
       <w:r>
-        <w:rPr>
-          <w:rFonts w:ascii="Times New Roman" w:hAnsi="Times New Roman"/>
-          <w:sz w:val="28"/>
-        </w:rPr>
         <w:t xml:space="preserve">Статус: отдельный будущий слой данных. В подачной статье оставлена только методическая оговорка: city-only не равно реальное отсутствие учреждения.</w:t>
       </w:r>
     </w:p>
@@ -871,10 +651,6 @@
         <w:pStyle w:val="Heading3"/>
       </w:pPr>
       <w:r>
-        <w:rPr>
-          <w:rFonts w:ascii="Times New Roman" w:hAnsi="Times New Roman"/>
-          <w:sz w:val="28"/>
-        </w:rPr>
         <w:t xml:space="preserve">Гендерные различия</w:t>
       </w:r>
     </w:p>
@@ -883,10 +659,6 @@
         <w:pStyle w:val="FirstParagraph"/>
       </w:pPr>
       <w:r>
-        <w:rPr>
-          <w:rFonts w:ascii="Times New Roman" w:hAnsi="Times New Roman"/>
-          <w:sz w:val="28"/>
-        </w:rPr>
         <w:t xml:space="preserve">Гипотеза о различиях по полу/гендеру не включена.</w:t>
       </w:r>
     </w:p>
@@ -895,10 +667,6 @@
         <w:pStyle w:val="BodyText"/>
       </w:pPr>
       <w:r>
-        <w:rPr>
-          <w:rFonts w:ascii="Times New Roman" w:hAnsi="Times New Roman"/>
-          <w:sz w:val="28"/>
-        </w:rPr>
         <w:t xml:space="preserve">Причина: в базе нет надежного верифицированного поля, а автоматическое присвоение по имени методически и этически рискованно.</w:t>
       </w:r>
     </w:p>
@@ -909,10 +677,6 @@
         <w:pStyle w:val="Heading3"/>
       </w:pPr>
       <w:r>
-        <w:rPr>
-          <w:rFonts w:ascii="Times New Roman" w:hAnsi="Times New Roman"/>
-          <w:sz w:val="28"/>
-        </w:rPr>
         <w:t xml:space="preserve">Публикационная конверсия докладов</w:t>
       </w:r>
     </w:p>
@@ -921,10 +685,6 @@
         <w:pStyle w:val="FirstParagraph"/>
       </w:pPr>
       <w:r>
-        <w:rPr>
-          <w:rFonts w:ascii="Times New Roman" w:hAnsi="Times New Roman"/>
-          <w:sz w:val="28"/>
-        </w:rPr>
         <w:t xml:space="preserve">Не включена гипотеза о том, какие доклады затем стали статьями в сборниках или журналах.</w:t>
       </w:r>
     </w:p>
@@ -933,10 +693,6 @@
         <w:pStyle w:val="BodyText"/>
       </w:pPr>
       <w:r>
-        <w:rPr>
-          <w:rFonts w:ascii="Times New Roman" w:hAnsi="Times New Roman"/>
-          <w:sz w:val="28"/>
-        </w:rPr>
         <w:t xml:space="preserve">Причина: PDF-источники пока привязаны к постам и выпускам, а не к конкретным докладам. Нужен отдельный парсинг оглавлений и сопоставление заголовков.</w:t>
       </w:r>
     </w:p>
@@ -948,10 +704,6 @@
         <w:pStyle w:val="Heading2"/>
       </w:pPr>
       <w:r>
-        <w:rPr>
-          <w:rFonts w:ascii="Times New Roman" w:hAnsi="Times New Roman"/>
-          <w:sz w:val="28"/>
-        </w:rPr>
         <w:t xml:space="preserve">5. Что не вошло из микросайта</w:t>
       </w:r>
     </w:p>
@@ -961,10 +713,6 @@
         <w:pStyle w:val="Heading3"/>
       </w:pPr>
       <w:r>
-        <w:rPr>
-          <w:rFonts w:ascii="Times New Roman" w:hAnsi="Times New Roman"/>
-          <w:sz w:val="28"/>
-        </w:rPr>
         <w:t xml:space="preserve">YouTube</w:t>
       </w:r>
     </w:p>
@@ -973,10 +721,6 @@
         <w:pStyle w:val="FirstParagraph"/>
       </w:pPr>
       <w:r>
-        <w:rPr>
-          <w:rFonts w:ascii="Times New Roman" w:hAnsi="Times New Roman"/>
-          <w:sz w:val="28"/>
-        </w:rPr>
         <w:t xml:space="preserve">В статье оставлена только короткая ремарка, что видеоссылки не меняют микрокейсовый вывод. Не включены:</w:t>
       </w:r>
     </w:p>
@@ -989,10 +733,6 @@
         </w:numPr>
       </w:pPr>
       <w:r>
-        <w:rPr>
-          <w:rFonts w:ascii="Times New Roman" w:hAnsi="Times New Roman"/>
-          <w:sz w:val="28"/>
-        </w:rPr>
         <w:t xml:space="preserve">полный список 178 YouTube-записей;</w:t>
       </w:r>
     </w:p>
@@ -1005,10 +745,6 @@
         </w:numPr>
       </w:pPr>
       <w:r>
-        <w:rPr>
-          <w:rFonts w:ascii="Times New Roman" w:hAnsi="Times New Roman"/>
-          <w:sz w:val="28"/>
-        </w:rPr>
         <w:t xml:space="preserve">89 auto-сопоставлений;</w:t>
       </w:r>
     </w:p>
@@ -1021,10 +757,6 @@
         </w:numPr>
       </w:pPr>
       <w:r>
-        <w:rPr>
-          <w:rFonts w:ascii="Times New Roman" w:hAnsi="Times New Roman"/>
-          <w:sz w:val="28"/>
-        </w:rPr>
         <w:t xml:space="preserve">65 needs_review;</w:t>
       </w:r>
     </w:p>
@@ -1037,32 +769,18 @@
         </w:numPr>
       </w:pPr>
       <w:r>
-        <w:rPr>
-          <w:rFonts w:ascii="Times New Roman" w:hAnsi="Times New Roman"/>
-          <w:sz w:val="28"/>
-        </w:rPr>
         <w:t xml:space="preserve">страницы</w:t>
       </w:r>
       <w:r>
-        <w:rPr>
-          <w:rFonts w:ascii="Times New Roman" w:hAnsi="Times New Roman"/>
-          <w:sz w:val="28"/>
-        </w:rPr>
         <w:t xml:space="preserve"> </w:t>
       </w:r>
       <w:r>
         <w:rPr>
           <w:rStyle w:val="VerbatimChar"/>
-          <w:rFonts w:ascii="Times New Roman" w:hAnsi="Times New Roman"/>
-          <w:sz w:val="28"/>
         </w:rPr>
         <w:t xml:space="preserve">videos/</w:t>
       </w:r>
       <w:r>
-        <w:rPr>
-          <w:rFonts w:ascii="Times New Roman" w:hAnsi="Times New Roman"/>
-          <w:sz w:val="28"/>
-        </w:rPr>
         <w:t xml:space="preserve">;</w:t>
       </w:r>
     </w:p>
@@ -1075,10 +793,6 @@
         </w:numPr>
       </w:pPr>
       <w:r>
-        <w:rPr>
-          <w:rFonts w:ascii="Times New Roman" w:hAnsi="Times New Roman"/>
-          <w:sz w:val="28"/>
-        </w:rPr>
         <w:t xml:space="preserve">годовые страницы 2023, 2024, 2025;</w:t>
       </w:r>
     </w:p>
@@ -1091,10 +805,6 @@
         </w:numPr>
       </w:pPr>
       <w:r>
-        <w:rPr>
-          <w:rFonts w:ascii="Times New Roman" w:hAnsi="Times New Roman"/>
-          <w:sz w:val="28"/>
-        </w:rPr>
         <w:t xml:space="preserve">подробная проверка видео-покрытия по темам и участникам.</w:t>
       </w:r>
     </w:p>
@@ -1103,10 +813,6 @@
         <w:pStyle w:val="FirstParagraph"/>
       </w:pPr>
       <w:r>
-        <w:rPr>
-          <w:rFonts w:ascii="Times New Roman" w:hAnsi="Times New Roman"/>
-          <w:sz w:val="28"/>
-        </w:rPr>
         <w:t xml:space="preserve">Причина: видеоархив является отдельным слоем публичной видимости и заслуживает отдельной короткой статьи или онлайн-приложения.</w:t>
       </w:r>
     </w:p>
@@ -1117,10 +823,6 @@
         <w:pStyle w:val="Heading3"/>
       </w:pPr>
       <w:r>
-        <w:rPr>
-          <w:rFonts w:ascii="Times New Roman" w:hAnsi="Times New Roman"/>
-          <w:sz w:val="28"/>
-        </w:rPr>
         <w:t xml:space="preserve">Страницы Гумилева</w:t>
       </w:r>
     </w:p>
@@ -1129,10 +831,6 @@
         <w:pStyle w:val="FirstParagraph"/>
       </w:pPr>
       <w:r>
-        <w:rPr>
-          <w:rFonts w:ascii="Times New Roman" w:hAnsi="Times New Roman"/>
-          <w:sz w:val="28"/>
-        </w:rPr>
         <w:t xml:space="preserve">В статье использована шкала G1-G3 как аналитический результат, но не включены:</w:t>
       </w:r>
     </w:p>
@@ -1145,76 +843,42 @@
         </w:numPr>
       </w:pPr>
       <w:r>
-        <w:rPr>
-          <w:rFonts w:ascii="Times New Roman" w:hAnsi="Times New Roman"/>
-          <w:sz w:val="28"/>
-        </w:rPr>
         <w:t xml:space="preserve">отдельные страницы</w:t>
       </w:r>
       <w:r>
-        <w:rPr>
-          <w:rFonts w:ascii="Times New Roman" w:hAnsi="Times New Roman"/>
-          <w:sz w:val="28"/>
-        </w:rPr>
         <w:t xml:space="preserve"> </w:t>
       </w:r>
       <w:r>
         <w:rPr>
           <w:rStyle w:val="VerbatimChar"/>
-          <w:rFonts w:ascii="Times New Roman" w:hAnsi="Times New Roman"/>
-          <w:sz w:val="28"/>
         </w:rPr>
         <w:t xml:space="preserve">gumilyov/level-1.html</w:t>
       </w:r>
       <w:r>
-        <w:rPr>
-          <w:rFonts w:ascii="Times New Roman" w:hAnsi="Times New Roman"/>
-          <w:sz w:val="28"/>
-        </w:rPr>
         <w:t xml:space="preserve">,</w:t>
       </w:r>
       <w:r>
-        <w:rPr>
-          <w:rFonts w:ascii="Times New Roman" w:hAnsi="Times New Roman"/>
-          <w:sz w:val="28"/>
-        </w:rPr>
         <w:t xml:space="preserve"> </w:t>
       </w:r>
       <w:r>
         <w:rPr>
           <w:rStyle w:val="VerbatimChar"/>
-          <w:rFonts w:ascii="Times New Roman" w:hAnsi="Times New Roman"/>
-          <w:sz w:val="28"/>
         </w:rPr>
         <w:t xml:space="preserve">level-2.html</w:t>
       </w:r>
       <w:r>
-        <w:rPr>
-          <w:rFonts w:ascii="Times New Roman" w:hAnsi="Times New Roman"/>
-          <w:sz w:val="28"/>
-        </w:rPr>
         <w:t xml:space="preserve">,</w:t>
       </w:r>
       <w:r>
-        <w:rPr>
-          <w:rFonts w:ascii="Times New Roman" w:hAnsi="Times New Roman"/>
-          <w:sz w:val="28"/>
-        </w:rPr>
         <w:t xml:space="preserve"> </w:t>
       </w:r>
       <w:r>
         <w:rPr>
           <w:rStyle w:val="VerbatimChar"/>
-          <w:rFonts w:ascii="Times New Roman" w:hAnsi="Times New Roman"/>
-          <w:sz w:val="28"/>
         </w:rPr>
         <w:t xml:space="preserve">level-3.html</w:t>
       </w:r>
       <w:r>
-        <w:rPr>
-          <w:rFonts w:ascii="Times New Roman" w:hAnsi="Times New Roman"/>
-          <w:sz w:val="28"/>
-        </w:rPr>
         <w:t xml:space="preserve">;</w:t>
       </w:r>
     </w:p>
@@ -1227,32 +891,18 @@
         </w:numPr>
       </w:pPr>
       <w:r>
-        <w:rPr>
-          <w:rFonts w:ascii="Times New Roman" w:hAnsi="Times New Roman"/>
-          <w:sz w:val="28"/>
-        </w:rPr>
         <w:t xml:space="preserve">полная таблица</w:t>
       </w:r>
       <w:r>
-        <w:rPr>
-          <w:rFonts w:ascii="Times New Roman" w:hAnsi="Times New Roman"/>
-          <w:sz w:val="28"/>
-        </w:rPr>
         <w:t xml:space="preserve"> </w:t>
       </w:r>
       <w:r>
         <w:rPr>
           <w:rStyle w:val="VerbatimChar"/>
-          <w:rFonts w:ascii="Times New Roman" w:hAnsi="Times New Roman"/>
-          <w:sz w:val="28"/>
         </w:rPr>
         <w:t xml:space="preserve">gumilyov_scale.csv</w:t>
       </w:r>
       <w:r>
-        <w:rPr>
-          <w:rFonts w:ascii="Times New Roman" w:hAnsi="Times New Roman"/>
-          <w:sz w:val="28"/>
-        </w:rPr>
         <w:t xml:space="preserve">;</w:t>
       </w:r>
     </w:p>
@@ -1265,39 +915,21 @@
         </w:numPr>
       </w:pPr>
       <w:r>
-        <w:rPr>
-          <w:rFonts w:ascii="Times New Roman" w:hAnsi="Times New Roman"/>
-          <w:sz w:val="28"/>
-        </w:rPr>
         <w:t xml:space="preserve">сравнение</w:t>
       </w:r>
       <w:r>
-        <w:rPr>
-          <w:rFonts w:ascii="Times New Roman" w:hAnsi="Times New Roman"/>
-          <w:sz w:val="28"/>
-        </w:rPr>
         <w:t xml:space="preserve"> </w:t>
       </w:r>
       <w:r>
         <w:rPr>
           <w:rStyle w:val="VerbatimChar"/>
-          <w:rFonts w:ascii="Times New Roman" w:hAnsi="Times New Roman"/>
-          <w:sz w:val="28"/>
         </w:rPr>
         <w:t xml:space="preserve">gumilyov_video_comparison.csv</w:t>
       </w:r>
       <w:r>
-        <w:rPr>
-          <w:rFonts w:ascii="Times New Roman" w:hAnsi="Times New Roman"/>
-          <w:sz w:val="28"/>
-        </w:rPr>
-        <w:t xml:space="preserve"> </w:t>
-      </w:r>
-      <w:r>
-        <w:rPr>
-          <w:rFonts w:ascii="Times New Roman" w:hAnsi="Times New Roman"/>
-          <w:sz w:val="28"/>
-        </w:rPr>
+        <w:t xml:space="preserve"> </w:t>
+      </w:r>
+      <w:r>
         <w:t xml:space="preserve">целиком;</w:t>
       </w:r>
     </w:p>
@@ -1310,10 +942,6 @@
         </w:numPr>
       </w:pPr>
       <w:r>
-        <w:rPr>
-          <w:rFonts w:ascii="Times New Roman" w:hAnsi="Times New Roman"/>
-          <w:sz w:val="28"/>
-        </w:rPr>
         <w:t xml:space="preserve">все частные гипотезы Н27-Н34.</w:t>
       </w:r>
     </w:p>
@@ -1322,10 +950,6 @@
         <w:pStyle w:val="FirstParagraph"/>
       </w:pPr>
       <w:r>
-        <w:rPr>
-          <w:rFonts w:ascii="Times New Roman" w:hAnsi="Times New Roman"/>
-          <w:sz w:val="28"/>
-        </w:rPr>
         <w:t xml:space="preserve">Причина: для подачной версии достаточно одного сильного вывода: 852/37/6 и редкость G3.</w:t>
       </w:r>
     </w:p>
@@ -1337,10 +961,6 @@
         <w:pStyle w:val="Heading2"/>
       </w:pPr>
       <w:r>
-        <w:rPr>
-          <w:rFonts w:ascii="Times New Roman" w:hAnsi="Times New Roman"/>
-          <w:sz w:val="28"/>
-        </w:rPr>
         <w:t xml:space="preserve">6. Что стоит сделать онлайн-суплементом</w:t>
       </w:r>
     </w:p>
@@ -1349,10 +969,6 @@
         <w:pStyle w:val="FirstParagraph"/>
       </w:pPr>
       <w:r>
-        <w:rPr>
-          <w:rFonts w:ascii="Times New Roman" w:hAnsi="Times New Roman"/>
-          <w:sz w:val="28"/>
-        </w:rPr>
         <w:t xml:space="preserve">Рекомендуемый состав онлайн-приложения:</w:t>
       </w:r>
     </w:p>
@@ -1367,23 +983,13 @@
       <w:r>
         <w:rPr>
           <w:rStyle w:val="VerbatimChar"/>
-          <w:rFonts w:ascii="Times New Roman" w:hAnsi="Times New Roman"/>
-          <w:sz w:val="28"/>
         </w:rPr>
         <w:t xml:space="preserve">site_data.json</w:t>
       </w:r>
       <w:r>
-        <w:rPr>
-          <w:rFonts w:ascii="Times New Roman" w:hAnsi="Times New Roman"/>
-          <w:sz w:val="28"/>
-        </w:rPr>
-        <w:t xml:space="preserve"> </w:t>
-      </w:r>
-      <w:r>
-        <w:rPr>
-          <w:rFonts w:ascii="Times New Roman" w:hAnsi="Times New Roman"/>
-          <w:sz w:val="28"/>
-        </w:rPr>
+        <w:t xml:space="preserve"> </w:t>
+      </w:r>
+      <w:r>
         <w:t xml:space="preserve">с публичными карточками докладов и участников.</w:t>
       </w:r>
     </w:p>
@@ -1398,23 +1004,13 @@
       <w:r>
         <w:rPr>
           <w:rStyle w:val="VerbatimChar"/>
-          <w:rFonts w:ascii="Times New Roman" w:hAnsi="Times New Roman"/>
-          <w:sz w:val="28"/>
         </w:rPr>
         <w:t xml:space="preserve">article/supplementary_theme_codes.csv</w:t>
       </w:r>
       <w:r>
-        <w:rPr>
-          <w:rFonts w:ascii="Times New Roman" w:hAnsi="Times New Roman"/>
-          <w:sz w:val="28"/>
-        </w:rPr>
-        <w:t xml:space="preserve"> </w:t>
-      </w:r>
-      <w:r>
-        <w:rPr>
-          <w:rFonts w:ascii="Times New Roman" w:hAnsi="Times New Roman"/>
-          <w:sz w:val="28"/>
-        </w:rPr>
+        <w:t xml:space="preserve"> </w:t>
+      </w:r>
+      <w:r>
         <w:t xml:space="preserve">с полной тематической разметкой.</w:t>
       </w:r>
     </w:p>
@@ -1429,16 +1025,10 @@
       <w:r>
         <w:rPr>
           <w:rStyle w:val="VerbatimChar"/>
-          <w:rFonts w:ascii="Times New Roman" w:hAnsi="Times New Roman"/>
-          <w:sz w:val="28"/>
         </w:rPr>
         <w:t xml:space="preserve">analytics_output/gumilyov_scale.csv</w:t>
       </w:r>
       <w:r>
-        <w:rPr>
-          <w:rFonts w:ascii="Times New Roman" w:hAnsi="Times New Roman"/>
-          <w:sz w:val="28"/>
-        </w:rPr>
         <w:t xml:space="preserve">.</w:t>
       </w:r>
     </w:p>
@@ -1453,16 +1043,10 @@
       <w:r>
         <w:rPr>
           <w:rStyle w:val="VerbatimChar"/>
-          <w:rFonts w:ascii="Times New Roman" w:hAnsi="Times New Roman"/>
-          <w:sz w:val="28"/>
         </w:rPr>
         <w:t xml:space="preserve">analytics_output/youtube_video_list.csv</w:t>
       </w:r>
       <w:r>
-        <w:rPr>
-          <w:rFonts w:ascii="Times New Roman" w:hAnsi="Times New Roman"/>
-          <w:sz w:val="28"/>
-        </w:rPr>
         <w:t xml:space="preserve">.</w:t>
       </w:r>
     </w:p>
@@ -1477,16 +1061,10 @@
       <w:r>
         <w:rPr>
           <w:rStyle w:val="VerbatimChar"/>
-          <w:rFonts w:ascii="Times New Roman" w:hAnsi="Times New Roman"/>
-          <w:sz w:val="28"/>
         </w:rPr>
         <w:t xml:space="preserve">analytics_output/video_presentation_mapping.csv</w:t>
       </w:r>
       <w:r>
-        <w:rPr>
-          <w:rFonts w:ascii="Times New Roman" w:hAnsi="Times New Roman"/>
-          <w:sz w:val="28"/>
-        </w:rPr>
         <w:t xml:space="preserve">.</w:t>
       </w:r>
     </w:p>
@@ -1499,32 +1077,18 @@
         </w:numPr>
       </w:pPr>
       <w:r>
-        <w:rPr>
-          <w:rFonts w:ascii="Times New Roman" w:hAnsi="Times New Roman"/>
-          <w:sz w:val="28"/>
-        </w:rPr>
         <w:t xml:space="preserve">Таблицы из</w:t>
       </w:r>
       <w:r>
-        <w:rPr>
-          <w:rFonts w:ascii="Times New Roman" w:hAnsi="Times New Roman"/>
-          <w:sz w:val="28"/>
-        </w:rPr>
         <w:t xml:space="preserve"> </w:t>
       </w:r>
       <w:r>
         <w:rPr>
           <w:rStyle w:val="VerbatimChar"/>
-          <w:rFonts w:ascii="Times New Roman" w:hAnsi="Times New Roman"/>
-          <w:sz w:val="28"/>
         </w:rPr>
         <w:t xml:space="preserve">article/hypothesis_output/</w:t>
       </w:r>
       <w:r>
-        <w:rPr>
-          <w:rFonts w:ascii="Times New Roman" w:hAnsi="Times New Roman"/>
-          <w:sz w:val="28"/>
-        </w:rPr>
         <w:t xml:space="preserve">.</w:t>
       </w:r>
     </w:p>
@@ -1537,10 +1101,6 @@
         </w:numPr>
       </w:pPr>
       <w:r>
-        <w:rPr>
-          <w:rFonts w:ascii="Times New Roman" w:hAnsi="Times New Roman"/>
-          <w:sz w:val="28"/>
-        </w:rPr>
         <w:t xml:space="preserve">Список 38 перекрестных участников.</w:t>
       </w:r>
     </w:p>
@@ -1553,10 +1113,6 @@
         </w:numPr>
       </w:pPr>
       <w:r>
-        <w:rPr>
-          <w:rFonts w:ascii="Times New Roman" w:hAnsi="Times New Roman"/>
-          <w:sz w:val="28"/>
-        </w:rPr>
         <w:t xml:space="preserve">Методическое описание нулевой модели пересечения.</w:t>
       </w:r>
     </w:p>
@@ -1565,10 +1121,6 @@
         <w:pStyle w:val="FirstParagraph"/>
       </w:pPr>
       <w:r>
-        <w:rPr>
-          <w:rFonts w:ascii="Times New Roman" w:hAnsi="Times New Roman"/>
-          <w:sz w:val="28"/>
-        </w:rPr>
         <w:t xml:space="preserve">В статье достаточно дать ссылку на репозиторий/микросайт после финальной стабилизации адреса и, если возможно, DOI архива.</w:t>
       </w:r>
     </w:p>
@@ -1579,170 +1131,116 @@
         <w:pStyle w:val="Heading2"/>
       </w:pPr>
       <w:r>
+        <w:t xml:space="preserve">7. Возможные следующие статьи</w:t>
+      </w:r>
+    </w:p>
+    <w:p>
+      <w:pPr>
+        <w:pStyle w:val="Compact"/>
+        <w:numPr>
+          <w:ilvl w:val="0"/>
+          <w:numId w:val="1008"/>
+        </w:numPr>
+      </w:pPr>
+      <w:r>
         <w:rPr>
-          <w:rFonts w:ascii="Times New Roman" w:hAnsi="Times New Roman"/>
-          <w:sz w:val="28"/>
-        </w:rPr>
-        <w:t xml:space="preserve">7. Возможные следующие статьи</w:t>
-      </w:r>
-    </w:p>
-    <w:p>
-      <w:pPr>
-        <w:pStyle w:val="Compact"/>
-        <w:numPr>
-          <w:ilvl w:val="0"/>
-          <w:numId w:val="1008"/>
-        </w:numPr>
-      </w:pPr>
-      <w:r>
-        <w:rPr>
-          <w:rFonts w:ascii="Times New Roman" w:hAnsi="Times New Roman"/>
           <w:b/>
           <w:bCs/>
-          <w:sz w:val="28"/>
         </w:rPr>
         <w:t xml:space="preserve">Микрокейс как жанр российской индологии.</w:t>
       </w:r>
       <w:r>
+        <w:t xml:space="preserve"> </w:t>
+      </w:r>
+      <w:r>
+        <w:t xml:space="preserve">Развернуть шкалу G1-G3, дисциплинарные различия и возрастной профиль G3.</w:t>
+      </w:r>
+    </w:p>
+    <w:p>
+      <w:pPr>
+        <w:pStyle w:val="Compact"/>
+        <w:numPr>
+          <w:ilvl w:val="0"/>
+          <w:numId w:val="1008"/>
+        </w:numPr>
+      </w:pPr>
+      <w:r>
         <w:rPr>
-          <w:rFonts w:ascii="Times New Roman" w:hAnsi="Times New Roman"/>
-          <w:sz w:val="28"/>
-        </w:rPr>
-        <w:t xml:space="preserve"> </w:t>
-      </w:r>
-      <w:r>
-        <w:rPr>
-          <w:rFonts w:ascii="Times New Roman" w:hAnsi="Times New Roman"/>
-          <w:sz w:val="28"/>
-        </w:rPr>
-        <w:t xml:space="preserve">Развернуть шкалу G1-G3, дисциплинарные различия и возрастной профиль G3.</w:t>
-      </w:r>
-    </w:p>
-    <w:p>
-      <w:pPr>
-        <w:pStyle w:val="Compact"/>
-        <w:numPr>
-          <w:ilvl w:val="0"/>
-          <w:numId w:val="1008"/>
-        </w:numPr>
-      </w:pPr>
-      <w:r>
-        <w:rPr>
-          <w:rFonts w:ascii="Times New Roman" w:hAnsi="Times New Roman"/>
           <w:b/>
           <w:bCs/>
-          <w:sz w:val="28"/>
         </w:rPr>
         <w:t xml:space="preserve">Конференционная видимость и видеоархив.</w:t>
       </w:r>
       <w:r>
+        <w:t xml:space="preserve"> </w:t>
+      </w:r>
+      <w:r>
+        <w:t xml:space="preserve">YouTube-слой, сопоставление с программами, эффект открытости для вольнослушателей.</w:t>
+      </w:r>
+    </w:p>
+    <w:p>
+      <w:pPr>
+        <w:pStyle w:val="Compact"/>
+        <w:numPr>
+          <w:ilvl w:val="0"/>
+          <w:numId w:val="1008"/>
+        </w:numPr>
+      </w:pPr>
+      <w:r>
         <w:rPr>
-          <w:rFonts w:ascii="Times New Roman" w:hAnsi="Times New Roman"/>
-          <w:sz w:val="28"/>
-        </w:rPr>
-        <w:t xml:space="preserve"> </w:t>
-      </w:r>
-      <w:r>
-        <w:rPr>
-          <w:rFonts w:ascii="Times New Roman" w:hAnsi="Times New Roman"/>
-          <w:sz w:val="28"/>
-        </w:rPr>
-        <w:t xml:space="preserve">YouTube-слой, сопоставление с программами, эффект открытости для вольнослушателей.</w:t>
-      </w:r>
-    </w:p>
-    <w:p>
-      <w:pPr>
-        <w:pStyle w:val="Compact"/>
-        <w:numPr>
-          <w:ilvl w:val="0"/>
-          <w:numId w:val="1008"/>
-        </w:numPr>
-      </w:pPr>
-      <w:r>
-        <w:rPr>
-          <w:rFonts w:ascii="Times New Roman" w:hAnsi="Times New Roman"/>
           <w:b/>
           <w:bCs/>
-          <w:sz w:val="28"/>
         </w:rPr>
         <w:t xml:space="preserve">Периферия и институциональная занятость.</w:t>
       </w:r>
       <w:r>
+        <w:t xml:space="preserve"> </w:t>
+      </w:r>
+      <w:r>
+        <w:t xml:space="preserve">Проверить городские метки через authority-слой, отдельно разобрать Пензу.</w:t>
+      </w:r>
+    </w:p>
+    <w:p>
+      <w:pPr>
+        <w:pStyle w:val="Compact"/>
+        <w:numPr>
+          <w:ilvl w:val="0"/>
+          <w:numId w:val="1008"/>
+        </w:numPr>
+      </w:pPr>
+      <w:r>
         <w:rPr>
-          <w:rFonts w:ascii="Times New Roman" w:hAnsi="Times New Roman"/>
-          <w:sz w:val="28"/>
-        </w:rPr>
-        <w:t xml:space="preserve"> </w:t>
-      </w:r>
-      <w:r>
-        <w:rPr>
-          <w:rFonts w:ascii="Times New Roman" w:hAnsi="Times New Roman"/>
-          <w:sz w:val="28"/>
-        </w:rPr>
-        <w:t xml:space="preserve">Проверить городские метки через authority-слой, отдельно разобрать Пензу.</w:t>
-      </w:r>
-    </w:p>
-    <w:p>
-      <w:pPr>
-        <w:pStyle w:val="Compact"/>
-        <w:numPr>
-          <w:ilvl w:val="0"/>
-          <w:numId w:val="1008"/>
-        </w:numPr>
-      </w:pPr>
-      <w:r>
-        <w:rPr>
-          <w:rFonts w:ascii="Times New Roman" w:hAnsi="Times New Roman"/>
           <w:b/>
           <w:bCs/>
-          <w:sz w:val="28"/>
         </w:rPr>
         <w:t xml:space="preserve">Перекрестная когорта как сеть посредников.</w:t>
       </w:r>
       <w:r>
+        <w:t xml:space="preserve"> </w:t>
+      </w:r>
+      <w:r>
+        <w:t xml:space="preserve">Сессионные графы, тематическая устойчивость, роль ИКВИА/ВШЭ, ИСАА МГУ и ИВ РАН.</w:t>
+      </w:r>
+    </w:p>
+    <w:p>
+      <w:pPr>
+        <w:pStyle w:val="Compact"/>
+        <w:numPr>
+          <w:ilvl w:val="0"/>
+          <w:numId w:val="1008"/>
+        </w:numPr>
+      </w:pPr>
+      <w:r>
         <w:rPr>
-          <w:rFonts w:ascii="Times New Roman" w:hAnsi="Times New Roman"/>
-          <w:sz w:val="28"/>
-        </w:rPr>
-        <w:t xml:space="preserve"> </w:t>
-      </w:r>
-      <w:r>
-        <w:rPr>
-          <w:rFonts w:ascii="Times New Roman" w:hAnsi="Times New Roman"/>
-          <w:sz w:val="28"/>
-        </w:rPr>
-        <w:t xml:space="preserve">Сессионные графы, тематическая устойчивость, роль ИКВИА/ВШЭ, ИСАА МГУ и ИВ РАН.</w:t>
-      </w:r>
-    </w:p>
-    <w:p>
-      <w:pPr>
-        <w:pStyle w:val="Compact"/>
-        <w:numPr>
-          <w:ilvl w:val="0"/>
-          <w:numId w:val="1008"/>
-        </w:numPr>
-      </w:pPr>
-      <w:r>
-        <w:rPr>
-          <w:rFonts w:ascii="Times New Roman" w:hAnsi="Times New Roman"/>
           <w:b/>
           <w:bCs/>
-          <w:sz w:val="28"/>
         </w:rPr>
         <w:t xml:space="preserve">Публикационная конверсия конференционных докладов.</w:t>
       </w:r>
       <w:r>
-        <w:rPr>
-          <w:rFonts w:ascii="Times New Roman" w:hAnsi="Times New Roman"/>
-          <w:sz w:val="28"/>
-        </w:rPr>
-        <w:t xml:space="preserve"> </w:t>
-      </w:r>
-      <w:r>
-        <w:rPr>
-          <w:rFonts w:ascii="Times New Roman" w:hAnsi="Times New Roman"/>
-          <w:sz w:val="28"/>
-        </w:rPr>
+        <w:t xml:space="preserve"> </w:t>
+      </w:r>
+      <w:r>
         <w:t xml:space="preserve">Связать программы с печатными сборниками и статьями.</w:t>
       </w:r>
     </w:p>
@@ -1753,10 +1251,6 @@
         <w:pStyle w:val="Heading2"/>
       </w:pPr>
       <w:r>
-        <w:rPr>
-          <w:rFonts w:ascii="Times New Roman" w:hAnsi="Times New Roman"/>
-          <w:sz w:val="28"/>
-        </w:rPr>
         <w:t xml:space="preserve">8. Контрольный вывод</w:t>
       </w:r>
     </w:p>
@@ -1765,10 +1259,6 @@
         <w:pStyle w:val="FirstParagraph"/>
       </w:pPr>
       <w:r>
-        <w:rPr>
-          <w:rFonts w:ascii="Times New Roman" w:hAnsi="Times New Roman"/>
-          <w:sz w:val="28"/>
-        </w:rPr>
         <w:t xml:space="preserve">Сокращенная статья не теряет главный смысл старого драфта, но меняет фокус. Вместо энциклопедического обзора всех проверок она делает один жесткий аргумент: две публичные конференционные среды российской индологии связаны слабее, чем кажется; тематически они различны; а нормальный жанр доклада в обеих средах - микрокейс, тогда как широкие обобщения редки и статусно маркированы.</w:t>
       </w:r>
     </w:p>
@@ -2204,10 +1694,6 @@
   <w:style w:default="1" w:styleId="Normal" w:type="paragraph">
     <w:name w:val="Normal"/>
     <w:qFormat/>
-    <w:rPr>
-      <w:rFonts w:ascii="Times New Roman" w:hAnsi="Times New Roman"/>
-      <w:sz w:val="28"/>
-    </w:rPr>
   </w:style>
   <w:style w:styleId="BodyText" w:type="paragraph">
     <w:name w:val="Body Text"/>
@@ -2217,20 +1703,12 @@
     <w:pPr>
       <w:spacing w:after="180" w:before="180"/>
     </w:pPr>
-    <w:rPr>
-      <w:rFonts w:ascii="Times New Roman" w:hAnsi="Times New Roman"/>
-      <w:sz w:val="28"/>
-    </w:rPr>
   </w:style>
   <w:style w:customStyle="1" w:styleId="FirstParagraph" w:type="paragraph">
     <w:name w:val="First Paragraph"/>
     <w:basedOn w:val="BodyText"/>
     <w:next w:val="BodyText"/>
     <w:qFormat/>
-    <w:rPr>
-      <w:rFonts w:ascii="Times New Roman" w:hAnsi="Times New Roman"/>
-      <w:sz w:val="28"/>
-    </w:rPr>
   </w:style>
   <w:style w:customStyle="1" w:styleId="Compact" w:type="paragraph">
     <w:name w:val="Compact"/>
@@ -2239,10 +1717,6 @@
     <w:pPr>
       <w:spacing w:after="36" w:before="36"/>
     </w:pPr>
-    <w:rPr>
-      <w:rFonts w:ascii="Times New Roman" w:hAnsi="Times New Roman"/>
-      <w:sz w:val="28"/>
-    </w:rPr>
   </w:style>
   <w:style w:styleId="Title" w:type="paragraph">
     <w:name w:val="Title"/>
@@ -2258,8 +1732,8 @@
       <w:jc w:val="center"/>
     </w:pPr>
     <w:rPr>
-      <w:rFonts w:asciiTheme="majorHAnsi" w:cstheme="majorBidi" w:eastAsiaTheme="majorEastAsia" w:hAnsiTheme="majorHAnsi" w:ascii="Times New Roman" w:hAnsi="Times New Roman"/>
-      <w:sz w:val="28"/>
+      <w:rFonts w:asciiTheme="majorHAnsi" w:cstheme="majorBidi" w:eastAsiaTheme="majorEastAsia" w:hAnsiTheme="majorHAnsi"/>
+      <w:sz w:val="56"/>
       <w:szCs w:val="56"/>
     </w:rPr>
   </w:style>
@@ -2270,8 +1744,8 @@
     <w:uiPriority w:val="10"/>
     <w:rsid w:val="00A10FD9"/>
     <w:rPr>
-      <w:rFonts w:asciiTheme="majorHAnsi" w:cstheme="majorBidi" w:eastAsiaTheme="majorEastAsia" w:hAnsiTheme="majorHAnsi" w:ascii="Times New Roman" w:hAnsi="Times New Roman"/>
-      <w:sz w:val="28"/>
+      <w:rFonts w:asciiTheme="majorHAnsi" w:cstheme="majorBidi" w:eastAsiaTheme="majorEastAsia" w:hAnsiTheme="majorHAnsi"/>
+      <w:sz w:val="56"/>
       <w:szCs w:val="56"/>
     </w:rPr>
   </w:style>
@@ -2289,7 +1763,7 @@
       </w:numPr>
     </w:pPr>
     <w:rPr>
-      <w:rFonts w:cstheme="majorBidi" w:eastAsiaTheme="majorEastAsia" w:ascii="Times New Roman" w:hAnsi="Times New Roman"/>
+      <w:rFonts w:cstheme="majorBidi" w:eastAsiaTheme="majorEastAsia"/>
       <w:spacing w:val="15"/>
       <w:sz w:val="28"/>
       <w:szCs w:val="28"/>
@@ -2302,7 +1776,7 @@
     <w:uiPriority w:val="11"/>
     <w:rsid w:val="00A10FD9"/>
     <w:rPr>
-      <w:rFonts w:cstheme="majorBidi" w:eastAsiaTheme="majorEastAsia" w:ascii="Times New Roman" w:hAnsi="Times New Roman"/>
+      <w:rFonts w:cstheme="majorBidi" w:eastAsiaTheme="majorEastAsia"/>
       <w:color w:themeColor="text1" w:themeTint="A6" w:val="595959"/>
       <w:spacing w:val="15"/>
       <w:sz w:val="28"/>
@@ -2319,8 +1793,7 @@
       <w:keepLines/>
     </w:pPr>
     <w:rPr>
-      <w:rFonts w:ascii="Times New Roman" w:hAnsi="Times New Roman"/>
-      <w:sz w:val="28"/>
+      <w:sz w:val="24"/>
       <w:szCs w:val="24"/>
     </w:rPr>
   </w:style>
@@ -2334,8 +1807,7 @@
       <w:keepLines/>
     </w:pPr>
     <w:rPr>
-      <w:rFonts w:ascii="Times New Roman" w:hAnsi="Times New Roman"/>
-      <w:sz w:val="28"/>
+      <w:sz w:val="24"/>
       <w:szCs w:val="24"/>
     </w:rPr>
   </w:style>
@@ -2351,9 +1823,8 @@
       <w:jc w:val="center"/>
     </w:pPr>
     <w:rPr>
-      <w:rFonts w:ascii="Times New Roman" w:hAnsi="Times New Roman"/>
       <w:b/>
-      <w:sz w:val="28"/>
+      <w:sz w:val="20"/>
       <w:szCs w:val="20"/>
     </w:rPr>
   </w:style>
@@ -2368,8 +1839,7 @@
       <w:spacing w:after="300" w:before="100"/>
     </w:pPr>
     <w:rPr>
-      <w:rFonts w:ascii="Times New Roman" w:hAnsi="Times New Roman"/>
-      <w:sz w:val="28"/>
+      <w:sz w:val="20"/>
       <w:szCs w:val="20"/>
     </w:rPr>
   </w:style>
@@ -2379,10 +1849,7 @@
     <w:next w:val="Bibliography"/>
     <w:qFormat/>
     <w:pPr/>
-    <w:rPr>
-      <w:rFonts w:ascii="Times New Roman" w:hAnsi="Times New Roman"/>
-      <w:sz w:val="28"/>
-    </w:rPr>
+    <w:rPr/>
   </w:style>
   <w:style w:styleId="Heading1" w:type="paragraph">
     <w:name w:val="heading 1"/>
@@ -2399,9 +1866,9 @@
       <w:outlineLvl w:val="0"/>
     </w:pPr>
     <w:rPr>
-      <w:rFonts w:asciiTheme="majorHAnsi" w:cstheme="majorBidi" w:eastAsiaTheme="majorEastAsia" w:hAnsiTheme="majorHAnsi" w:ascii="Times New Roman" w:hAnsi="Times New Roman"/>
+      <w:rFonts w:asciiTheme="majorHAnsi" w:cstheme="majorBidi" w:eastAsiaTheme="majorEastAsia" w:hAnsiTheme="majorHAnsi"/>
       <w:color w:themeColor="accent1" w:themeShade="BF" w:val="0F4761"/>
-      <w:sz w:val="28"/>
+      <w:sz w:val="40"/>
       <w:szCs w:val="40"/>
     </w:rPr>
   </w:style>
@@ -2422,9 +1889,9 @@
       <w:outlineLvl w:val="1"/>
     </w:pPr>
     <w:rPr>
-      <w:rFonts w:asciiTheme="majorHAnsi" w:cstheme="majorBidi" w:eastAsiaTheme="majorEastAsia" w:hAnsiTheme="majorHAnsi" w:ascii="Times New Roman" w:hAnsi="Times New Roman"/>
+      <w:rFonts w:asciiTheme="majorHAnsi" w:cstheme="majorBidi" w:eastAsiaTheme="majorEastAsia" w:hAnsiTheme="majorHAnsi"/>
       <w:color w:themeColor="accent1" w:themeShade="BF" w:val="0F4761"/>
-      <w:sz w:val="28"/>
+      <w:sz w:val="32"/>
       <w:szCs w:val="32"/>
     </w:rPr>
   </w:style>
@@ -2445,7 +1912,7 @@
       <w:outlineLvl w:val="2"/>
     </w:pPr>
     <w:rPr>
-      <w:rFonts w:cstheme="majorBidi" w:eastAsiaTheme="majorEastAsia" w:ascii="Times New Roman" w:hAnsi="Times New Roman"/>
+      <w:rFonts w:cstheme="majorBidi" w:eastAsiaTheme="majorEastAsia"/>
       <w:color w:themeColor="accent1" w:themeShade="BF" w:val="0F4761"/>
       <w:sz w:val="28"/>
       <w:szCs w:val="28"/>
@@ -2468,11 +1935,10 @@
       <w:outlineLvl w:val="3"/>
     </w:pPr>
     <w:rPr>
-      <w:rFonts w:cstheme="majorBidi" w:eastAsiaTheme="majorEastAsia" w:ascii="Times New Roman" w:hAnsi="Times New Roman"/>
+      <w:rFonts w:cstheme="majorBidi" w:eastAsiaTheme="majorEastAsia"/>
       <w:i/>
       <w:iCs/>
       <w:color w:themeColor="accent1" w:themeShade="BF" w:val="0F4761"/>
-      <w:sz w:val="28"/>
     </w:rPr>
   </w:style>
   <w:style w:styleId="Heading5" w:type="paragraph">
@@ -2492,9 +1958,8 @@
       <w:outlineLvl w:val="4"/>
     </w:pPr>
     <w:rPr>
-      <w:rFonts w:cstheme="majorBidi" w:eastAsiaTheme="majorEastAsia" w:ascii="Times New Roman" w:hAnsi="Times New Roman"/>
+      <w:rFonts w:cstheme="majorBidi" w:eastAsiaTheme="majorEastAsia"/>
       <w:color w:themeColor="accent1" w:themeShade="BF" w:val="0F4761"/>
-      <w:sz w:val="28"/>
     </w:rPr>
   </w:style>
   <w:style w:styleId="Heading6" w:type="paragraph">
@@ -2514,11 +1979,10 @@
       <w:outlineLvl w:val="5"/>
     </w:pPr>
     <w:rPr>
-      <w:rFonts w:cstheme="majorBidi" w:eastAsiaTheme="majorEastAsia" w:ascii="Times New Roman" w:hAnsi="Times New Roman"/>
+      <w:rFonts w:cstheme="majorBidi" w:eastAsiaTheme="majorEastAsia"/>
       <w:i/>
       <w:iCs/>
       <w:color w:themeColor="text1" w:themeTint="A6" w:val="595959"/>
-      <w:sz w:val="28"/>
     </w:rPr>
   </w:style>
   <w:style w:styleId="Heading7" w:type="paragraph">
@@ -2538,9 +2002,8 @@
       <w:outlineLvl w:val="6"/>
     </w:pPr>
     <w:rPr>
-      <w:rFonts w:cstheme="majorBidi" w:eastAsiaTheme="majorEastAsia" w:ascii="Times New Roman" w:hAnsi="Times New Roman"/>
+      <w:rFonts w:cstheme="majorBidi" w:eastAsiaTheme="majorEastAsia"/>
       <w:color w:themeColor="text1" w:themeTint="A6" w:val="595959"/>
-      <w:sz w:val="28"/>
     </w:rPr>
   </w:style>
   <w:style w:styleId="Heading8" w:type="paragraph">
@@ -2560,11 +2023,10 @@
       <w:outlineLvl w:val="7"/>
     </w:pPr>
     <w:rPr>
-      <w:rFonts w:cstheme="majorBidi" w:eastAsiaTheme="majorEastAsia" w:ascii="Times New Roman" w:hAnsi="Times New Roman"/>
+      <w:rFonts w:cstheme="majorBidi" w:eastAsiaTheme="majorEastAsia"/>
       <w:i/>
       <w:iCs/>
       <w:color w:themeColor="text1" w:themeTint="D8" w:val="272727"/>
-      <w:sz w:val="28"/>
     </w:rPr>
   </w:style>
   <w:style w:styleId="Heading9" w:type="paragraph">
@@ -2584,9 +2046,8 @@
       <w:outlineLvl w:val="8"/>
     </w:pPr>
     <w:rPr>
-      <w:rFonts w:cstheme="majorBidi" w:eastAsiaTheme="majorEastAsia" w:ascii="Times New Roman" w:hAnsi="Times New Roman"/>
+      <w:rFonts w:cstheme="majorBidi" w:eastAsiaTheme="majorEastAsia"/>
       <w:color w:themeColor="text1" w:themeTint="D8" w:val="272727"/>
-      <w:sz w:val="28"/>
     </w:rPr>
   </w:style>
   <w:style w:customStyle="1" w:styleId="Heading1Char" w:type="character">
@@ -2596,9 +2057,9 @@
     <w:uiPriority w:val="9"/>
     <w:rsid w:val="00A10FD9"/>
     <w:rPr>
-      <w:rFonts w:asciiTheme="majorHAnsi" w:cstheme="majorBidi" w:eastAsiaTheme="majorEastAsia" w:hAnsiTheme="majorHAnsi" w:ascii="Times New Roman" w:hAnsi="Times New Roman"/>
+      <w:rFonts w:asciiTheme="majorHAnsi" w:cstheme="majorBidi" w:eastAsiaTheme="majorEastAsia" w:hAnsiTheme="majorHAnsi"/>
       <w:color w:themeColor="accent1" w:themeShade="BF" w:val="0F4761"/>
-      <w:sz w:val="28"/>
+      <w:sz w:val="40"/>
       <w:szCs w:val="40"/>
     </w:rPr>
   </w:style>
@@ -2610,9 +2071,9 @@
     <w:semiHidden/>
     <w:rsid w:val="00A10FD9"/>
     <w:rPr>
-      <w:rFonts w:asciiTheme="majorHAnsi" w:cstheme="majorBidi" w:eastAsiaTheme="majorEastAsia" w:hAnsiTheme="majorHAnsi" w:ascii="Times New Roman" w:hAnsi="Times New Roman"/>
+      <w:rFonts w:asciiTheme="majorHAnsi" w:cstheme="majorBidi" w:eastAsiaTheme="majorEastAsia" w:hAnsiTheme="majorHAnsi"/>
       <w:color w:themeColor="accent1" w:themeShade="BF" w:val="0F4761"/>
-      <w:sz w:val="28"/>
+      <w:sz w:val="32"/>
       <w:szCs w:val="32"/>
     </w:rPr>
   </w:style>
@@ -2624,7 +2085,7 @@
     <w:semiHidden/>
     <w:rsid w:val="00A10FD9"/>
     <w:rPr>
-      <w:rFonts w:cstheme="majorBidi" w:eastAsiaTheme="majorEastAsia" w:ascii="Times New Roman" w:hAnsi="Times New Roman"/>
+      <w:rFonts w:cstheme="majorBidi" w:eastAsiaTheme="majorEastAsia"/>
       <w:color w:themeColor="accent1" w:themeShade="BF" w:val="0F4761"/>
       <w:sz w:val="28"/>
       <w:szCs w:val="28"/>
@@ -2638,11 +2099,10 @@
     <w:semiHidden/>
     <w:rsid w:val="00A10FD9"/>
     <w:rPr>
-      <w:rFonts w:cstheme="majorBidi" w:eastAsiaTheme="majorEastAsia" w:ascii="Times New Roman" w:hAnsi="Times New Roman"/>
+      <w:rFonts w:cstheme="majorBidi" w:eastAsiaTheme="majorEastAsia"/>
       <w:i/>
       <w:iCs/>
       <w:color w:themeColor="accent1" w:themeShade="BF" w:val="0F4761"/>
-      <w:sz w:val="28"/>
     </w:rPr>
   </w:style>
   <w:style w:customStyle="1" w:styleId="Heading5Char" w:type="character">
@@ -2653,9 +2113,8 @@
     <w:semiHidden/>
     <w:rsid w:val="00A10FD9"/>
     <w:rPr>
-      <w:rFonts w:cstheme="majorBidi" w:eastAsiaTheme="majorEastAsia" w:ascii="Times New Roman" w:hAnsi="Times New Roman"/>
+      <w:rFonts w:cstheme="majorBidi" w:eastAsiaTheme="majorEastAsia"/>
       <w:color w:themeColor="accent1" w:themeShade="BF" w:val="0F4761"/>
-      <w:sz w:val="28"/>
     </w:rPr>
   </w:style>
   <w:style w:customStyle="1" w:styleId="Heading6Char" w:type="character">
@@ -2666,11 +2125,10 @@
     <w:semiHidden/>
     <w:rsid w:val="00A10FD9"/>
     <w:rPr>
-      <w:rFonts w:cstheme="majorBidi" w:eastAsiaTheme="majorEastAsia" w:ascii="Times New Roman" w:hAnsi="Times New Roman"/>
+      <w:rFonts w:cstheme="majorBidi" w:eastAsiaTheme="majorEastAsia"/>
       <w:i/>
       <w:iCs/>
       <w:color w:themeColor="text1" w:themeTint="A6" w:val="595959"/>
-      <w:sz w:val="28"/>
     </w:rPr>
   </w:style>
   <w:style w:customStyle="1" w:styleId="Heading7Char" w:type="character">
@@ -2681,9 +2139,8 @@
     <w:semiHidden/>
     <w:rsid w:val="00A10FD9"/>
     <w:rPr>
-      <w:rFonts w:cstheme="majorBidi" w:eastAsiaTheme="majorEastAsia" w:ascii="Times New Roman" w:hAnsi="Times New Roman"/>
+      <w:rFonts w:cstheme="majorBidi" w:eastAsiaTheme="majorEastAsia"/>
       <w:color w:themeColor="text1" w:themeTint="A6" w:val="595959"/>
-      <w:sz w:val="28"/>
     </w:rPr>
   </w:style>
   <w:style w:customStyle="1" w:styleId="Heading8Char" w:type="character">
@@ -2694,11 +2151,10 @@
     <w:semiHidden/>
     <w:rsid w:val="00A10FD9"/>
     <w:rPr>
-      <w:rFonts w:cstheme="majorBidi" w:eastAsiaTheme="majorEastAsia" w:ascii="Times New Roman" w:hAnsi="Times New Roman"/>
+      <w:rFonts w:cstheme="majorBidi" w:eastAsiaTheme="majorEastAsia"/>
       <w:i/>
       <w:iCs/>
       <w:color w:themeColor="text1" w:themeTint="D8" w:val="272727"/>
-      <w:sz w:val="28"/>
     </w:rPr>
   </w:style>
   <w:style w:customStyle="1" w:styleId="Heading9Char" w:type="character">
@@ -2709,9 +2165,8 @@
     <w:semiHidden/>
     <w:rsid w:val="00A10FD9"/>
     <w:rPr>
-      <w:rFonts w:cstheme="majorBidi" w:eastAsiaTheme="majorEastAsia" w:ascii="Times New Roman" w:hAnsi="Times New Roman"/>
+      <w:rFonts w:cstheme="majorBidi" w:eastAsiaTheme="majorEastAsia"/>
       <w:color w:themeColor="text1" w:themeTint="D8" w:val="272727"/>
-      <w:sz w:val="28"/>
     </w:rPr>
   </w:style>
   <w:style w:styleId="BlockText" w:type="paragraph">
@@ -2725,10 +2180,6 @@
       <w:spacing w:after="100" w:before="100"/>
       <w:ind w:firstLine="0" w:left="480" w:right="480"/>
     </w:pPr>
-    <w:rPr>
-      <w:rFonts w:ascii="Times New Roman" w:hAnsi="Times New Roman"/>
-      <w:sz w:val="28"/>
-    </w:rPr>
   </w:style>
   <w:style w:styleId="FootnoteText" w:type="paragraph">
     <w:name w:val="Footnote Text"/>
@@ -2737,10 +2188,6 @@
     <w:uiPriority w:val="9"/>
     <w:unhideWhenUsed/>
     <w:qFormat/>
-    <w:rPr>
-      <w:rFonts w:ascii="Times New Roman" w:hAnsi="Times New Roman"/>
-      <w:sz w:val="28"/>
-    </w:rPr>
   </w:style>
   <w:style w:styleId="FootnoteBlockText" w:type="paragraph">
     <w:name w:val="Footnote Block Text"/>
@@ -2753,19 +2200,11 @@
       <w:spacing w:after="100" w:before="100"/>
       <w:ind w:firstLine="0" w:left="480" w:right="480"/>
     </w:pPr>
-    <w:rPr>
-      <w:rFonts w:ascii="Times New Roman" w:hAnsi="Times New Roman"/>
-      <w:sz w:val="28"/>
-    </w:rPr>
   </w:style>
   <w:style w:default="1" w:styleId="DefaultParagraphFont" w:type="character">
     <w:name w:val="Default Paragraph Font"/>
     <w:semiHidden/>
     <w:unhideWhenUsed/>
-    <w:rPr>
-      <w:rFonts w:ascii="Times New Roman" w:hAnsi="Times New Roman"/>
-      <w:sz w:val="28"/>
-    </w:rPr>
   </w:style>
   <w:style w:default="1" w:styleId="Table" w:type="table">
     <w:name w:val="Table"/>
@@ -2801,18 +2240,12 @@
       <w:spacing w:after="0"/>
     </w:pPr>
     <w:rPr>
-      <w:rFonts w:ascii="Times New Roman" w:hAnsi="Times New Roman"/>
       <w:b/>
-      <w:sz w:val="28"/>
     </w:rPr>
   </w:style>
   <w:style w:customStyle="1" w:styleId="Definition" w:type="paragraph">
     <w:name w:val="Definition"/>
     <w:basedOn w:val="Normal"/>
-    <w:rPr>
-      <w:rFonts w:ascii="Times New Roman" w:hAnsi="Times New Roman"/>
-      <w:sz w:val="28"/>
-    </w:rPr>
   </w:style>
   <w:style w:styleId="Caption" w:type="paragraph">
     <w:name w:val="Caption"/>
@@ -2822,9 +2255,7 @@
       <w:spacing w:after="120" w:before="0"/>
     </w:pPr>
     <w:rPr>
-      <w:rFonts w:ascii="Times New Roman" w:hAnsi="Times New Roman"/>
       <w:i/>
-      <w:sz w:val="28"/>
     </w:rPr>
   </w:style>
   <w:style w:customStyle="1" w:styleId="TableCaption" w:type="paragraph">
@@ -2833,26 +2264,14 @@
     <w:pPr>
       <w:keepNext/>
     </w:pPr>
-    <w:rPr>
-      <w:rFonts w:ascii="Times New Roman" w:hAnsi="Times New Roman"/>
-      <w:sz w:val="28"/>
-    </w:rPr>
   </w:style>
   <w:style w:customStyle="1" w:styleId="ImageCaption" w:type="paragraph">
     <w:name w:val="Image Caption"/>
     <w:basedOn w:val="Caption"/>
-    <w:rPr>
-      <w:rFonts w:ascii="Times New Roman" w:hAnsi="Times New Roman"/>
-      <w:sz w:val="28"/>
-    </w:rPr>
   </w:style>
   <w:style w:customStyle="1" w:styleId="Figure" w:type="paragraph">
     <w:name w:val="Figure"/>
     <w:basedOn w:val="Normal"/>
-    <w:rPr>
-      <w:rFonts w:ascii="Times New Roman" w:hAnsi="Times New Roman"/>
-      <w:sz w:val="28"/>
-    </w:rPr>
   </w:style>
   <w:style w:customStyle="1" w:styleId="CaptionedFigure" w:type="paragraph">
     <w:name w:val="Captioned Figure"/>
@@ -2860,42 +2279,28 @@
     <w:pPr>
       <w:keepNext/>
     </w:pPr>
-    <w:rPr>
-      <w:rFonts w:ascii="Times New Roman" w:hAnsi="Times New Roman"/>
-      <w:sz w:val="28"/>
-    </w:rPr>
   </w:style>
   <w:style w:customStyle="1" w:styleId="BodyTextChar" w:type="character">
     <w:name w:val="Body Text Char"/>
     <w:basedOn w:val="DefaultParagraphFont"/>
     <w:link w:val="BodyText"/>
-    <w:rPr>
-      <w:rFonts w:ascii="Times New Roman" w:hAnsi="Times New Roman"/>
-      <w:sz w:val="28"/>
-    </w:rPr>
   </w:style>
   <w:style w:customStyle="1" w:styleId="VerbatimChar" w:type="character">
     <w:name w:val="Verbatim Char"/>
     <w:basedOn w:val="BodyTextChar"/>
     <w:rPr>
-      <w:rFonts w:ascii="Times New Roman" w:hAnsi="Times New Roman"/>
-      <w:sz w:val="28"/>
+      <w:rFonts w:ascii="Consolas" w:hAnsi="Consolas"/>
+      <w:sz w:val="22"/>
     </w:rPr>
   </w:style>
   <w:style w:customStyle="1" w:styleId="SectionNumber" w:type="character">
     <w:name w:val="Section Number"/>
     <w:basedOn w:val="BodyTextChar"/>
-    <w:rPr>
-      <w:rFonts w:ascii="Times New Roman" w:hAnsi="Times New Roman"/>
-      <w:sz w:val="28"/>
-    </w:rPr>
   </w:style>
   <w:style w:styleId="FootnoteReference" w:type="character">
     <w:name w:val="Footnote Reference"/>
     <w:basedOn w:val="BodyTextChar"/>
     <w:rPr>
-      <w:rFonts w:ascii="Times New Roman" w:hAnsi="Times New Roman"/>
-      <w:sz w:val="28"/>
       <w:vertAlign w:val="superscript"/>
     </w:rPr>
   </w:style>
@@ -2903,9 +2308,7 @@
     <w:name w:val="Hyperlink"/>
     <w:basedOn w:val="BodyTextChar"/>
     <w:rPr>
-      <w:rFonts w:ascii="Times New Roman" w:hAnsi="Times New Roman"/>
       <w:color w:themeColor="accent1" w:val="4F81BD"/>
-      <w:sz w:val="28"/>
     </w:rPr>
   </w:style>
   <w:style w:styleId="TOCHeading" w:type="paragraph">
@@ -2920,11 +2323,10 @@
       <w:outlineLvl w:val="9"/>
     </w:pPr>
     <w:rPr>
-      <w:rFonts w:asciiTheme="majorHAnsi" w:cstheme="majorBidi" w:eastAsiaTheme="majorEastAsia" w:hAnsiTheme="majorHAnsi" w:ascii="Times New Roman" w:hAnsi="Times New Roman"/>
+      <w:rFonts w:asciiTheme="majorHAnsi" w:cstheme="majorBidi" w:eastAsiaTheme="majorEastAsia" w:hAnsiTheme="majorHAnsi"/>
       <w:b w:val="0"/>
       <w:bCs w:val="0"/>
       <w:color w:themeColor="accent1" w:themeShade="BF" w:val="365F91"/>
-      <w:sz w:val="28"/>
     </w:rPr>
   </w:style>
   <w:style w:type="paragraph" w:customStyle="1" w:styleId="SourceCode">
@@ -2934,301 +2336,232 @@
     <w:pPr>
       <w:wordWrap w:val="off"/>
     </w:pPr>
-    <w:rPr>
-      <w:rFonts w:ascii="Times New Roman" w:hAnsi="Times New Roman"/>
-      <w:sz w:val="28"/>
-    </w:rPr>
   </w:style>
   <w:style w:type="character" w:customStyle="1" w:styleId="KeywordTok">
     <w:name w:val="KeywordTok"/>
     <w:basedOn w:val="VerbatimChar"/>
     <w:rPr>
-      <w:rFonts w:ascii="Times New Roman" w:hAnsi="Times New Roman"/>
       <w:b/>
       <w:color w:val="007020"/>
-      <w:sz w:val="28"/>
     </w:rPr>
   </w:style>
   <w:style w:type="character" w:customStyle="1" w:styleId="DataTypeTok">
     <w:name w:val="DataTypeTok"/>
     <w:basedOn w:val="VerbatimChar"/>
     <w:rPr>
-      <w:rFonts w:ascii="Times New Roman" w:hAnsi="Times New Roman"/>
       <w:color w:val="902000"/>
-      <w:sz w:val="28"/>
     </w:rPr>
   </w:style>
   <w:style w:type="character" w:customStyle="1" w:styleId="DecValTok">
     <w:name w:val="DecValTok"/>
     <w:basedOn w:val="VerbatimChar"/>
     <w:rPr>
-      <w:rFonts w:ascii="Times New Roman" w:hAnsi="Times New Roman"/>
       <w:color w:val="40a070"/>
-      <w:sz w:val="28"/>
     </w:rPr>
   </w:style>
   <w:style w:type="character" w:customStyle="1" w:styleId="BaseNTok">
     <w:name w:val="BaseNTok"/>
     <w:basedOn w:val="VerbatimChar"/>
     <w:rPr>
-      <w:rFonts w:ascii="Times New Roman" w:hAnsi="Times New Roman"/>
       <w:color w:val="40a070"/>
-      <w:sz w:val="28"/>
     </w:rPr>
   </w:style>
   <w:style w:type="character" w:customStyle="1" w:styleId="FloatTok">
     <w:name w:val="FloatTok"/>
     <w:basedOn w:val="VerbatimChar"/>
     <w:rPr>
-      <w:rFonts w:ascii="Times New Roman" w:hAnsi="Times New Roman"/>
       <w:color w:val="40a070"/>
-      <w:sz w:val="28"/>
     </w:rPr>
   </w:style>
   <w:style w:type="character" w:customStyle="1" w:styleId="ConstantTok">
     <w:name w:val="ConstantTok"/>
     <w:basedOn w:val="VerbatimChar"/>
     <w:rPr>
-      <w:rFonts w:ascii="Times New Roman" w:hAnsi="Times New Roman"/>
       <w:color w:val="880000"/>
-      <w:sz w:val="28"/>
     </w:rPr>
   </w:style>
   <w:style w:type="character" w:customStyle="1" w:styleId="CharTok">
     <w:name w:val="CharTok"/>
     <w:basedOn w:val="VerbatimChar"/>
     <w:rPr>
-      <w:rFonts w:ascii="Times New Roman" w:hAnsi="Times New Roman"/>
       <w:color w:val="4070a0"/>
-      <w:sz w:val="28"/>
     </w:rPr>
   </w:style>
   <w:style w:type="character" w:customStyle="1" w:styleId="SpecialCharTok">
     <w:name w:val="SpecialCharTok"/>
     <w:basedOn w:val="VerbatimChar"/>
     <w:rPr>
-      <w:rFonts w:ascii="Times New Roman" w:hAnsi="Times New Roman"/>
       <w:color w:val="4070a0"/>
-      <w:sz w:val="28"/>
     </w:rPr>
   </w:style>
   <w:style w:type="character" w:customStyle="1" w:styleId="StringTok">
     <w:name w:val="StringTok"/>
     <w:basedOn w:val="VerbatimChar"/>
     <w:rPr>
-      <w:rFonts w:ascii="Times New Roman" w:hAnsi="Times New Roman"/>
       <w:color w:val="4070a0"/>
-      <w:sz w:val="28"/>
     </w:rPr>
   </w:style>
   <w:style w:type="character" w:customStyle="1" w:styleId="VerbatimStringTok">
     <w:name w:val="VerbatimStringTok"/>
     <w:basedOn w:val="VerbatimChar"/>
     <w:rPr>
-      <w:rFonts w:ascii="Times New Roman" w:hAnsi="Times New Roman"/>
       <w:color w:val="4070a0"/>
-      <w:sz w:val="28"/>
     </w:rPr>
   </w:style>
   <w:style w:type="character" w:customStyle="1" w:styleId="SpecialStringTok">
     <w:name w:val="SpecialStringTok"/>
     <w:basedOn w:val="VerbatimChar"/>
     <w:rPr>
-      <w:rFonts w:ascii="Times New Roman" w:hAnsi="Times New Roman"/>
       <w:color w:val="bb6688"/>
-      <w:sz w:val="28"/>
     </w:rPr>
   </w:style>
   <w:style w:type="character" w:customStyle="1" w:styleId="ImportTok">
     <w:name w:val="ImportTok"/>
     <w:basedOn w:val="VerbatimChar"/>
     <w:rPr>
-      <w:rFonts w:ascii="Times New Roman" w:hAnsi="Times New Roman"/>
       <w:b/>
       <w:color w:val="008000"/>
-      <w:sz w:val="28"/>
     </w:rPr>
   </w:style>
   <w:style w:type="character" w:customStyle="1" w:styleId="CommentTok">
     <w:name w:val="CommentTok"/>
     <w:basedOn w:val="VerbatimChar"/>
     <w:rPr>
-      <w:rFonts w:ascii="Times New Roman" w:hAnsi="Times New Roman"/>
       <w:i/>
       <w:color w:val="60a0b0"/>
-      <w:sz w:val="28"/>
     </w:rPr>
   </w:style>
   <w:style w:type="character" w:customStyle="1" w:styleId="DocumentationTok">
     <w:name w:val="DocumentationTok"/>
     <w:basedOn w:val="VerbatimChar"/>
     <w:rPr>
-      <w:rFonts w:ascii="Times New Roman" w:hAnsi="Times New Roman"/>
       <w:i/>
       <w:color w:val="ba2121"/>
-      <w:sz w:val="28"/>
     </w:rPr>
   </w:style>
   <w:style w:type="character" w:customStyle="1" w:styleId="AnnotationTok">
     <w:name w:val="AnnotationTok"/>
     <w:basedOn w:val="VerbatimChar"/>
     <w:rPr>
-      <w:rFonts w:ascii="Times New Roman" w:hAnsi="Times New Roman"/>
       <w:b/>
       <w:i/>
       <w:color w:val="60a0b0"/>
-      <w:sz w:val="28"/>
     </w:rPr>
   </w:style>
   <w:style w:type="character" w:customStyle="1" w:styleId="CommentVarTok">
     <w:name w:val="CommentVarTok"/>
     <w:basedOn w:val="VerbatimChar"/>
     <w:rPr>
-      <w:rFonts w:ascii="Times New Roman" w:hAnsi="Times New Roman"/>
       <w:b/>
       <w:i/>
       <w:color w:val="60a0b0"/>
-      <w:sz w:val="28"/>
     </w:rPr>
   </w:style>
   <w:style w:type="character" w:customStyle="1" w:styleId="OtherTok">
     <w:name w:val="OtherTok"/>
     <w:basedOn w:val="VerbatimChar"/>
     <w:rPr>
-      <w:rFonts w:ascii="Times New Roman" w:hAnsi="Times New Roman"/>
       <w:color w:val="007020"/>
-      <w:sz w:val="28"/>
     </w:rPr>
   </w:style>
   <w:style w:type="character" w:customStyle="1" w:styleId="FunctionTok">
     <w:name w:val="FunctionTok"/>
     <w:basedOn w:val="VerbatimChar"/>
     <w:rPr>
-      <w:rFonts w:ascii="Times New Roman" w:hAnsi="Times New Roman"/>
       <w:color w:val="06287e"/>
-      <w:sz w:val="28"/>
     </w:rPr>
   </w:style>
   <w:style w:type="character" w:customStyle="1" w:styleId="VariableTok">
     <w:name w:val="VariableTok"/>
     <w:basedOn w:val="VerbatimChar"/>
     <w:rPr>
-      <w:rFonts w:ascii="Times New Roman" w:hAnsi="Times New Roman"/>
       <w:color w:val="19177c"/>
-      <w:sz w:val="28"/>
     </w:rPr>
   </w:style>
   <w:style w:type="character" w:customStyle="1" w:styleId="ControlFlowTok">
     <w:name w:val="ControlFlowTok"/>
     <w:basedOn w:val="VerbatimChar"/>
     <w:rPr>
-      <w:rFonts w:ascii="Times New Roman" w:hAnsi="Times New Roman"/>
       <w:b/>
       <w:color w:val="007020"/>
-      <w:sz w:val="28"/>
     </w:rPr>
   </w:style>
   <w:style w:type="character" w:customStyle="1" w:styleId="OperatorTok">
     <w:name w:val="OperatorTok"/>
     <w:basedOn w:val="VerbatimChar"/>
     <w:rPr>
-      <w:rFonts w:ascii="Times New Roman" w:hAnsi="Times New Roman"/>
       <w:color w:val="666666"/>
-      <w:sz w:val="28"/>
     </w:rPr>
   </w:style>
   <w:style w:type="character" w:customStyle="1" w:styleId="BuiltInTok">
     <w:name w:val="BuiltInTok"/>
     <w:basedOn w:val="VerbatimChar"/>
     <w:rPr>
-      <w:rFonts w:ascii="Times New Roman" w:hAnsi="Times New Roman"/>
       <w:color w:val="008000"/>
-      <w:sz w:val="28"/>
     </w:rPr>
   </w:style>
   <w:style w:type="character" w:customStyle="1" w:styleId="ExtensionTok">
     <w:name w:val="ExtensionTok"/>
     <w:basedOn w:val="VerbatimChar"/>
-    <w:rPr>
-      <w:rFonts w:ascii="Times New Roman" w:hAnsi="Times New Roman"/>
-      <w:sz w:val="28"/>
-    </w:rPr>
+    <w:rPr/>
   </w:style>
   <w:style w:type="character" w:customStyle="1" w:styleId="PreprocessorTok">
     <w:name w:val="PreprocessorTok"/>
     <w:basedOn w:val="VerbatimChar"/>
     <w:rPr>
-      <w:rFonts w:ascii="Times New Roman" w:hAnsi="Times New Roman"/>
       <w:color w:val="bc7a00"/>
-      <w:sz w:val="28"/>
     </w:rPr>
   </w:style>
   <w:style w:type="character" w:customStyle="1" w:styleId="AttributeTok">
     <w:name w:val="AttributeTok"/>
     <w:basedOn w:val="VerbatimChar"/>
     <w:rPr>
-      <w:rFonts w:ascii="Times New Roman" w:hAnsi="Times New Roman"/>
       <w:color w:val="7d9029"/>
-      <w:sz w:val="28"/>
     </w:rPr>
   </w:style>
   <w:style w:type="character" w:customStyle="1" w:styleId="RegionMarkerTok">
     <w:name w:val="RegionMarkerTok"/>
     <w:basedOn w:val="VerbatimChar"/>
-    <w:rPr>
-      <w:rFonts w:ascii="Times New Roman" w:hAnsi="Times New Roman"/>
-      <w:sz w:val="28"/>
-    </w:rPr>
+    <w:rPr/>
   </w:style>
   <w:style w:type="character" w:customStyle="1" w:styleId="InformationTok">
     <w:name w:val="InformationTok"/>
     <w:basedOn w:val="VerbatimChar"/>
     <w:rPr>
-      <w:rFonts w:ascii="Times New Roman" w:hAnsi="Times New Roman"/>
       <w:b/>
       <w:i/>
       <w:color w:val="60a0b0"/>
-      <w:sz w:val="28"/>
     </w:rPr>
   </w:style>
   <w:style w:type="character" w:customStyle="1" w:styleId="WarningTok">
     <w:name w:val="WarningTok"/>
     <w:basedOn w:val="VerbatimChar"/>
     <w:rPr>
-      <w:rFonts w:ascii="Times New Roman" w:hAnsi="Times New Roman"/>
       <w:b/>
       <w:i/>
       <w:color w:val="60a0b0"/>
-      <w:sz w:val="28"/>
     </w:rPr>
   </w:style>
   <w:style w:type="character" w:customStyle="1" w:styleId="AlertTok">
     <w:name w:val="AlertTok"/>
     <w:basedOn w:val="VerbatimChar"/>
     <w:rPr>
-      <w:rFonts w:ascii="Times New Roman" w:hAnsi="Times New Roman"/>
       <w:b/>
       <w:color w:val="ff0000"/>
-      <w:sz w:val="28"/>
     </w:rPr>
   </w:style>
   <w:style w:type="character" w:customStyle="1" w:styleId="ErrorTok">
     <w:name w:val="ErrorTok"/>
     <w:basedOn w:val="VerbatimChar"/>
     <w:rPr>
-      <w:rFonts w:ascii="Times New Roman" w:hAnsi="Times New Roman"/>
       <w:b/>
       <w:color w:val="ff0000"/>
-      <w:sz w:val="28"/>
     </w:rPr>
   </w:style>
   <w:style w:type="character" w:customStyle="1" w:styleId="NormalTok">
     <w:name w:val="NormalTok"/>
     <w:basedOn w:val="VerbatimChar"/>
-    <w:rPr>
-      <w:rFonts w:ascii="Times New Roman" w:hAnsi="Times New Roman"/>
-      <w:sz w:val="28"/>
-    </w:rPr>
+    <w:rPr/>
   </w:style>
 </w:styles>
 </file>

--- a/article/ppv_submission_omitted_findings.docx
+++ b/article/ppv_submission_omitted_findings.docx
@@ -16,7 +16,7 @@
         <w:pStyle w:val="FirstParagraph"/>
       </w:pPr>
       <w:r>
-        <w:t xml:space="preserve">Версия: 2026-05-24.</w:t>
+        <w:t xml:space="preserve">Версия: 2026-05-25.</w:t>
       </w:r>
       <w:r>
         <w:br/>
@@ -46,43 +46,37 @@
           <w:b/>
           <w:bCs/>
         </w:rPr>
-        <w:t xml:space="preserve">Статус после восстановления программ, 24.05.2026.</w:t>
+        <w:t xml:space="preserve">Статус после пересчета, 25.05.2026.</w:t>
       </w:r>
       <w:r>
         <w:t xml:space="preserve"> </w:t>
       </w:r>
       <w:r>
-        <w:t xml:space="preserve">Этот метадокумент</w:t>
+        <w:t xml:space="preserve">Подачная статья и микросайт</w:t>
       </w:r>
       <w:r>
         <w:t xml:space="preserve"> </w:t>
       </w:r>
       <w:r>
-        <w:t xml:space="preserve">описывает предыдущую подачную редакцию на корпусе 895 докладов. Текущий</w:t>
+        <w:t xml:space="preserve">синхронизированы с расширенным корпусом: 286 участников, 1350 уникальных</w:t>
       </w:r>
       <w:r>
         <w:t xml:space="preserve"> </w:t>
       </w:r>
       <w:r>
-        <w:t xml:space="preserve">публичный корпус содержит 289 участников, 1350 уникальных докладов и 1377</w:t>
+        <w:t xml:space="preserve">докладов и 1377 авторских участий. Тематическая разметка и шкала G1-G3</w:t>
       </w:r>
       <w:r>
         <w:t xml:space="preserve"> </w:t>
       </w:r>
       <w:r>
-        <w:t xml:space="preserve">авторских участий; до повторной тематической и G1-G3-разметки перечисленные</w:t>
+        <w:t xml:space="preserve">повторно рассчитаны с DeepSeek, а все предварительные G2/G3 прошли отдельный</w:t>
       </w:r>
       <w:r>
         <w:t xml:space="preserve"> </w:t>
       </w:r>
       <w:r>
-        <w:t xml:space="preserve">ниже количественные итоги следует читать как архив предыдущего варианта, а</w:t>
-      </w:r>
-      <w:r>
-        <w:t xml:space="preserve"> </w:t>
-      </w:r>
-      <w:r>
-        <w:t xml:space="preserve">не как результаты готовой к подаче статьи.</w:t>
+        <w:t xml:space="preserve">строгий аудит; два спорных G3 после него редакционно понижены до G2.</w:t>
       </w:r>
     </w:p>
     <w:p>
@@ -144,7 +138,7 @@
         <w:t xml:space="preserve"> </w:t>
       </w:r>
       <w:r>
-        <w:t xml:space="preserve">На обеих площадках выступали 38 ученых, тогда как нулевая модель ожидает около 104. Это главный количественный результат.</w:t>
+        <w:t xml:space="preserve">На обеих площадках выступал 41 ученый, тогда как нулевая модель ожидает 128.4. Это главный количественный результат.</w:t>
       </w:r>
     </w:p>
     <w:p>
@@ -210,7 +204,7 @@
         <w:t xml:space="preserve"> </w:t>
       </w:r>
       <w:r>
-        <w:t xml:space="preserve">94.7% city-only записей у Зографа против 13.0% у Рериха; это нельзя читать как биографическую внеинституциональность.</w:t>
+        <w:t xml:space="preserve">71.0% city-only записей у Зографа против 9.6% у Рериха; это нельзя читать как биографическую внеинституциональность.</w:t>
       </w:r>
     </w:p>
     <w:p>
@@ -232,7 +226,7 @@
         <w:t xml:space="preserve"> </w:t>
       </w:r>
       <w:r>
-        <w:t xml:space="preserve">G1 = 852 из 895 докладов; G2 = 37; G3 = 6.</w:t>
+        <w:t xml:space="preserve">G1 = 1155 из 1350 докладов; G2 = 185; G3 = 10.</w:t>
       </w:r>
     </w:p>
     <w:p>
@@ -248,13 +242,13 @@
           <w:b/>
           <w:bCs/>
         </w:rPr>
-        <w:t xml:space="preserve">Обобщения как редкий и поколенчески маркированный жанр.</w:t>
+        <w:t xml:space="preserve">Поколенческая гипотеза проверена отрицательно.</w:t>
       </w:r>
       <w:r>
         <w:t xml:space="preserve"> </w:t>
       </w:r>
       <w:r>
-        <w:t xml:space="preserve">Для G3 медианный возраст автора 66 лет, 4 из 6 случаев старше 60.</w:t>
+        <w:t xml:space="preserve">Для G2/G3 и G1 медианный возраст авторского участия одинаков (46 лет); сильная версия гипотезы о старшем голосе не вошла как подтвержденный результат.</w:t>
       </w:r>
     </w:p>
     <w:bookmarkEnd w:id="9"/>
@@ -293,7 +287,7 @@
         </w:numPr>
       </w:pPr>
       <w:r>
-        <w:t xml:space="preserve">Приложение А с полным списком 38 участников перекрестной когорты.</w:t>
+        <w:t xml:space="preserve">Приложение А с полным списком 41 участника перекрестной когорты.</w:t>
       </w:r>
     </w:p>
     <w:p>
@@ -451,7 +445,7 @@
         <w:pStyle w:val="FirstParagraph"/>
       </w:pPr>
       <w:r>
-        <w:t xml:space="preserve">В старом драфте есть результат о периоде 2025-2026 гг.: дисциплинарная структура L1 и приток новичков не меняются значимо, но L2 показывает сдвиг по хронологическим периодам. В подачную статью это не включено.</w:t>
+        <w:t xml:space="preserve">В старом драфте есть сюжет о периоде 2025-2026 гг.: по текущему пересчету дисциплинарная структура L1, приток новичков и распределение L2 не меняются значимо. Описательное снижение доли классического периода видно, но пока не проходит как доказанный сдвиг. В подачную статью это не включено.</w:t>
       </w:r>
     </w:p>
     <w:p>
@@ -503,7 +497,7 @@
         <w:pStyle w:val="FirstParagraph"/>
       </w:pPr>
       <w:r>
-        <w:t xml:space="preserve">Результат важен как отрицательная проверка: сериализация редка и не различается значимо между ядром и периферией. Но в сжатой версии он отвлекает от главного аргумента.</w:t>
+        <w:t xml:space="preserve">Результат важен как отрицательная проверка сильной версии гипотезы: сериализация редка, а относительная доля у периферии выше, чем у ядра. Поэтому ее нельзя интерпретировать как стратегию удержания позиций устойчивым ядром. Но в сжатой версии этот сюжет отвлекает от главного аргумента.</w:t>
       </w:r>
     </w:p>
     <w:p>
@@ -950,7 +944,7 @@
         <w:pStyle w:val="FirstParagraph"/>
       </w:pPr>
       <w:r>
-        <w:t xml:space="preserve">Причина: для подачной версии достаточно одного сильного вывода: 852/37/6 и редкость G3.</w:t>
+        <w:t xml:space="preserve">Причина: для подачной версии достаточно сильного вывода о распределении 1155/185/10, описания двухступенчатого аудита и отрицательного результата поколенческой проверки.</w:t>
       </w:r>
     </w:p>
     <w:bookmarkEnd w:id="23"/>
@@ -1101,7 +1095,7 @@
         </w:numPr>
       </w:pPr>
       <w:r>
-        <w:t xml:space="preserve">Список 38 перекрестных участников.</w:t>
+        <w:t xml:space="preserve">Список 41 перекрестного участника.</w:t>
       </w:r>
     </w:p>
     <w:p>
@@ -1153,7 +1147,7 @@
         <w:t xml:space="preserve"> </w:t>
       </w:r>
       <w:r>
-        <w:t xml:space="preserve">Развернуть шкалу G1-G3, дисциплинарные различия и возрастной профиль G3.</w:t>
+        <w:t xml:space="preserve">Развернуть шкалу G1-G3, дисциплинарные различия и отрицательный результат возрастной проверки.</w:t>
       </w:r>
     </w:p>
     <w:p>
@@ -1259,7 +1253,7 @@
         <w:pStyle w:val="FirstParagraph"/>
       </w:pPr>
       <w:r>
-        <w:t xml:space="preserve">Сокращенная статья не теряет главный смысл старого драфта, но меняет фокус. Вместо энциклопедического обзора всех проверок она делает один жесткий аргумент: две публичные конференционные среды российской индологии связаны слабее, чем кажется; тематически они различны; а нормальный жанр доклада в обеих средах - микрокейс, тогда как широкие обобщения редки и статусно маркированы.</w:t>
+        <w:t xml:space="preserve">Сокращенная статья не теряет главный смысл старого драфта, но меняет фокус. Вместо энциклопедического обзора всех проверок она делает один жесткий аргумент: две публичные конференционные среды российской индологии связаны слабее, чем кажется; тематически они различны; а нормальный жанр доклада в обеих средах - микрокейс. Широкие обобщения редки, однако их предполагаемая поколенческая маркированность расширенным корпусом не подтверждена.</w:t>
       </w:r>
     </w:p>
     <w:bookmarkEnd w:id="27"/>
